--- a/FRP Documents/manuscript_fyrp.docx
+++ b/FRP Documents/manuscript_fyrp.docx
@@ -527,6 +527,10 @@
     <w:p>
       <w:pPr>
         <w:pStyle w:val="Heading2"/>
+        <w:numPr>
+          <w:ilvl w:val="1"/>
+          <w:numId w:val="3"/>
+        </w:numPr>
         <w:jc w:val="both"/>
         <w:rPr>
           <w:sz w:val="20"/>
@@ -538,7 +542,7 @@
           <w:sz w:val="20"/>
           <w:szCs w:val="20"/>
         </w:rPr>
-        <w:t>1.1 Motivations</w:t>
+        <w:t>Motivations</w:t>
       </w:r>
     </w:p>
     <w:p>
@@ -551,7 +555,6 @@
           <w:bCs w:val="0"/>
           <w:sz w:val="18"/>
           <w:szCs w:val="18"/>
-          <w:lang w:val="en-US"/>
         </w:rPr>
       </w:pPr>
       <w:r>
@@ -560,49 +563,66 @@
           <w:bCs w:val="0"/>
           <w:sz w:val="18"/>
           <w:szCs w:val="18"/>
-          <w:lang w:val="en-US"/>
-        </w:rPr>
-        <w:t>Depression screening usually depends on patients filling out questionnaires and talking to doctors. The problem is that patients might not always tell the truth and doctors can interpret things differently. When people talk there are things like the way they say things how long they pause, how fast they talk and what they actually say that can show if they are depressed. We have found that these things are indicators of depression. We also have access to recordings of doctors talking to patients like the DAIC-WOZ recordings, which can help us study these signs.</w:t>
+        </w:rPr>
+        <w:t>The screening of depression typically involves the completion of questionnaires and doctor consultations. The issue is, patients may not always be telling the truth and doctors can think differently. There are things such as how they say things, their length of pauses, the speed of their speech and what they say, when they speak, that can indicate if someone has depression or not. We've noticed that these are signs of depression. There are recordings of the doctors speaking with the patients as well, such as that of DAIC-WOZ, which can be used for studying these signs. There is a lot of potential, for research here. We can build a system which takes into account both sound and content, and ensure that we properly prepare the data to obtain information from the system. The use of this system could provide a better understanding of depression that is possible through depression screening and depression signs.</w:t>
+      </w:r>
+    </w:p>
+    <w:p>
+      <w:pPr>
+        <w:pStyle w:val="Heading2"/>
+        <w:jc w:val="both"/>
+        <w:rPr>
+          <w:sz w:val="20"/>
+          <w:szCs w:val="20"/>
+        </w:rPr>
+      </w:pPr>
+      <w:r>
+        <w:rPr>
+          <w:sz w:val="20"/>
+          <w:szCs w:val="20"/>
+        </w:rPr>
+        <w:t>1.2 Objectives</w:t>
       </w:r>
     </w:p>
     <w:p>
       <w:pPr>
         <w:pStyle w:val="Heading2"/>
         <w:spacing w:line="276" w:lineRule="auto"/>
-        <w:ind w:firstLine="720"/>
         <w:jc w:val="both"/>
+        <w:rPr>
+          <w:sz w:val="18"/>
+          <w:szCs w:val="18"/>
+        </w:rPr>
+      </w:pPr>
+      <w:r>
         <w:rPr>
           <w:b w:val="0"/>
           <w:bCs w:val="0"/>
           <w:sz w:val="18"/>
           <w:szCs w:val="18"/>
-          <w:lang w:val="en-US"/>
-        </w:rPr>
-      </w:pPr>
+        </w:rPr>
+        <w:t>The main goals of this research are: (</w:t>
+      </w:r>
+      <w:proofErr w:type="spellStart"/>
       <w:r>
         <w:rPr>
           <w:b w:val="0"/>
           <w:bCs w:val="0"/>
           <w:sz w:val="18"/>
           <w:szCs w:val="18"/>
-          <w:lang w:val="en-US"/>
-        </w:rPr>
-        <w:t>There is a lot of potential, for research here. We can make a system that looks at both how people sound and what they say and make sure we prepare the data carefully so we get information from it. This system can help us understand depression better by looking at the Depression screening and the signs of depression.</w:t>
-      </w:r>
-    </w:p>
-    <w:p>
-      <w:pPr>
-        <w:pStyle w:val="Heading2"/>
-        <w:spacing w:line="276" w:lineRule="auto"/>
-        <w:ind w:firstLine="720"/>
+        </w:rPr>
+        <w:t>i</w:t>
+      </w:r>
+      <w:proofErr w:type="spellEnd"/>
+      <w:r>
         <w:rPr>
           <w:b w:val="0"/>
           <w:bCs w:val="0"/>
           <w:sz w:val="18"/>
           <w:szCs w:val="18"/>
-          <w:lang w:val="en-US"/>
-        </w:rPr>
-      </w:pPr>
+        </w:rPr>
+        <w:t>) to develop a pipeline for preprocessing participant speech from clinical interview recordings and cleaning up associated transcripts; (ii) to extract a large, representative collection of acoustic and linguistic features from the phase segmented data from the interviews; (iii) to test and compare the performance of multiple machine learning classifiers in both unimodal and multimodal settings; and (iv) to analyse the temporal distribution of depression cues by conversational phase.</w:t>
+      </w:r>
     </w:p>
     <w:p>
       <w:pPr>
@@ -618,12 +638,12 @@
           <w:sz w:val="20"/>
           <w:szCs w:val="20"/>
         </w:rPr>
-        <w:t>1.2 Objectives</w:t>
-      </w:r>
-    </w:p>
-    <w:p>
-      <w:pPr>
-        <w:spacing w:before="80" w:after="80" w:line="276" w:lineRule="auto"/>
+        <w:t>1.3 Original Contributions</w:t>
+      </w:r>
+    </w:p>
+    <w:p>
+      <w:pPr>
+        <w:spacing w:before="40" w:after="80" w:line="276" w:lineRule="auto"/>
         <w:jc w:val="both"/>
         <w:rPr>
           <w:sz w:val="18"/>
@@ -635,66 +655,7 @@
           <w:sz w:val="18"/>
           <w:szCs w:val="18"/>
         </w:rPr>
-        <w:t>The primary objectives of this research are: (</w:t>
-      </w:r>
-      <w:proofErr w:type="spellStart"/>
-      <w:r>
-        <w:rPr>
-          <w:sz w:val="18"/>
-          <w:szCs w:val="18"/>
-        </w:rPr>
-        <w:t>i</w:t>
-      </w:r>
-      <w:proofErr w:type="spellEnd"/>
-      <w:r>
-        <w:rPr>
-          <w:sz w:val="18"/>
-          <w:szCs w:val="18"/>
-        </w:rPr>
-        <w:t>) to implement a preprocessing pipeline that isolates participant speech from clinical interview recordings and cleans associated transcripts; (ii) to extract a comprehensive set of acoustic and linguistic features from phase-segmented interview data; (iii) to evaluate and compare the performance of multiple machine learning classifiers under unimodal and multimodal configurations; and (iv) to analyse the temporal distribution of depression cues across conversational phases.</w:t>
-      </w:r>
-    </w:p>
-    <w:p>
-      <w:pPr>
-        <w:pStyle w:val="Heading2"/>
-        <w:rPr>
-          <w:sz w:val="18"/>
-          <w:szCs w:val="18"/>
-        </w:rPr>
-      </w:pPr>
-    </w:p>
-    <w:p>
-      <w:pPr>
-        <w:pStyle w:val="Heading2"/>
-        <w:jc w:val="both"/>
-        <w:rPr>
-          <w:sz w:val="20"/>
-          <w:szCs w:val="20"/>
-        </w:rPr>
-      </w:pPr>
-      <w:r>
-        <w:rPr>
-          <w:sz w:val="20"/>
-          <w:szCs w:val="20"/>
-        </w:rPr>
-        <w:t>1.3 Original Contributions</w:t>
-      </w:r>
-    </w:p>
-    <w:p>
-      <w:pPr>
-        <w:spacing w:before="80" w:after="80" w:line="276" w:lineRule="auto"/>
-        <w:jc w:val="both"/>
-        <w:rPr>
-          <w:sz w:val="18"/>
-          <w:szCs w:val="18"/>
-        </w:rPr>
-      </w:pPr>
-      <w:r>
-        <w:rPr>
-          <w:sz w:val="18"/>
-          <w:szCs w:val="18"/>
-        </w:rPr>
-        <w:t>The principal contributions of this work are as follows:</w:t>
+        <w:t xml:space="preserve">The main highlights of this study are: </w:t>
       </w:r>
     </w:p>
     <w:p>
@@ -702,9 +663,9 @@
         <w:pStyle w:val="ListParagraph"/>
         <w:numPr>
           <w:ilvl w:val="0"/>
-          <w:numId w:val="2"/>
+          <w:numId w:val="4"/>
         </w:numPr>
-        <w:spacing w:before="60" w:after="40"/>
+        <w:spacing w:before="40" w:after="80" w:line="276" w:lineRule="auto"/>
         <w:jc w:val="both"/>
         <w:rPr>
           <w:sz w:val="18"/>
@@ -716,7 +677,37 @@
           <w:sz w:val="18"/>
           <w:szCs w:val="18"/>
         </w:rPr>
-        <w:t>A structured two-stage preprocessing pipeline that eliminates interviewer speech using ground-truth timestamps, applies spectral filtering, and standardises textual transcripts for NLP-based analysis.</w:t>
+        <w:t xml:space="preserve">A </w:t>
+      </w:r>
+      <w:proofErr w:type="gramStart"/>
+      <w:r>
+        <w:rPr>
+          <w:sz w:val="18"/>
+          <w:szCs w:val="18"/>
+        </w:rPr>
+        <w:t>two</w:t>
+      </w:r>
+      <w:r>
+        <w:rPr>
+          <w:sz w:val="18"/>
+          <w:szCs w:val="18"/>
+        </w:rPr>
+        <w:t xml:space="preserve"> </w:t>
+      </w:r>
+      <w:r>
+        <w:rPr>
+          <w:sz w:val="18"/>
+          <w:szCs w:val="18"/>
+        </w:rPr>
+        <w:t>stage</w:t>
+      </w:r>
+      <w:proofErr w:type="gramEnd"/>
+      <w:r>
+        <w:rPr>
+          <w:sz w:val="18"/>
+          <w:szCs w:val="18"/>
+        </w:rPr>
+        <w:t xml:space="preserve"> preprocessing procedure that removes interviewer speech based on ground-truth timestamps, performs spectral filtering and normalises textual transcripts to provide a platform for NLP-based analysis. </w:t>
       </w:r>
     </w:p>
     <w:p>
@@ -724,9 +715,9 @@
         <w:pStyle w:val="ListParagraph"/>
         <w:numPr>
           <w:ilvl w:val="0"/>
-          <w:numId w:val="2"/>
+          <w:numId w:val="4"/>
         </w:numPr>
-        <w:spacing w:before="40" w:after="40"/>
+        <w:spacing w:before="40" w:after="80" w:line="276" w:lineRule="auto"/>
         <w:jc w:val="both"/>
         <w:rPr>
           <w:sz w:val="18"/>
@@ -738,7 +729,7 @@
           <w:sz w:val="18"/>
           <w:szCs w:val="18"/>
         </w:rPr>
-        <w:t>A phase-wise temporal segmentation approach that divides clinical interviews into three equal conversational phases, enabling the modelling of depression evolution across interview stages.</w:t>
+        <w:t xml:space="preserve">Temporal segmentation of clinical interviews, by dividing them into three equal conversational phases, allowing modelling of depression evolution across clinical interview phases. </w:t>
       </w:r>
     </w:p>
     <w:p>
@@ -746,9 +737,9 @@
         <w:pStyle w:val="ListParagraph"/>
         <w:numPr>
           <w:ilvl w:val="0"/>
-          <w:numId w:val="2"/>
+          <w:numId w:val="4"/>
         </w:numPr>
-        <w:spacing w:before="40" w:after="40"/>
+        <w:spacing w:before="40" w:after="80" w:line="276" w:lineRule="auto"/>
         <w:jc w:val="both"/>
         <w:rPr>
           <w:sz w:val="18"/>
@@ -760,7 +751,7 @@
           <w:sz w:val="18"/>
           <w:szCs w:val="18"/>
         </w:rPr>
-        <w:t>Integration of 132 acoustic features (including MFCCs with deltas, spectral features, jitter, shimmer, HNR, and pause statistics) with 777 text features (Sentence-BERT embeddings and linguistic markers) to form a 909-dimensional multimodal feature space.</w:t>
+        <w:t xml:space="preserve">Converted 132 acoustic features (including MFCCs with deltas, spectral features, jitter, shimmer, HNR, and pause statistics) with 777 text features (Sentence-BERT embeddings and linguistic markers) into a 909-dimensional multimodal feature space. </w:t>
       </w:r>
     </w:p>
     <w:p>
@@ -768,9 +759,9 @@
         <w:pStyle w:val="ListParagraph"/>
         <w:numPr>
           <w:ilvl w:val="0"/>
-          <w:numId w:val="2"/>
+          <w:numId w:val="4"/>
         </w:numPr>
-        <w:spacing w:before="40" w:after="80"/>
+        <w:spacing w:before="40" w:after="80" w:line="276" w:lineRule="auto"/>
         <w:jc w:val="both"/>
         <w:rPr>
           <w:sz w:val="18"/>
@@ -782,7 +773,7 @@
           <w:sz w:val="18"/>
           <w:szCs w:val="18"/>
         </w:rPr>
-        <w:t xml:space="preserve">A systematic comparative evaluation of six machine learning classifiers under 10-fold stratified cross-validation, identifying </w:t>
+        <w:t xml:space="preserve">The most powerful machine learning classifiers to detect depression from unimodal and multimodal feature sets were identified by systematically assessing six classifiers through 10-fold stratified cross validation, which revealed </w:t>
       </w:r>
       <w:proofErr w:type="spellStart"/>
       <w:r>
@@ -798,23 +789,13 @@
           <w:sz w:val="18"/>
           <w:szCs w:val="18"/>
         </w:rPr>
-        <w:t xml:space="preserve"> and Random Forest as the most effective models for depression detection from both unimodal and multimodal feature sets.</w:t>
-      </w:r>
-    </w:p>
-    <w:p>
-      <w:pPr>
-        <w:pStyle w:val="ListParagraph"/>
-        <w:spacing w:before="40" w:after="80"/>
-        <w:ind w:left="720"/>
-        <w:rPr>
-          <w:sz w:val="18"/>
-          <w:szCs w:val="18"/>
-        </w:rPr>
-      </w:pPr>
+        <w:t xml:space="preserve"> and Random Forest.</w:t>
+      </w:r>
     </w:p>
     <w:p>
       <w:pPr>
         <w:pStyle w:val="Heading2"/>
+        <w:jc w:val="both"/>
         <w:rPr>
           <w:sz w:val="20"/>
           <w:szCs w:val="20"/>
@@ -825,7 +806,6 @@
           <w:sz w:val="20"/>
           <w:szCs w:val="20"/>
         </w:rPr>
-        <w:lastRenderedPageBreak/>
         <w:t>1.4 Paper Layout</w:t>
       </w:r>
     </w:p>
@@ -843,22 +823,21 @@
           <w:sz w:val="18"/>
           <w:szCs w:val="18"/>
         </w:rPr>
-        <w:t>The remainder of this paper is organised as follows. Section 2 reviews related work on speech-based and multimodal depression detection. Section 3 describes the proposed system, dataset, and methodologies. Section 4 presents experimental results and evaluation. Section 5 provides a comparative performance analysis. Section 6 discusses contributions, and Section 7 concludes the paper with future directions.</w:t>
-      </w:r>
-    </w:p>
-    <w:p>
-      <w:pPr>
-        <w:spacing w:before="80" w:after="80" w:line="276" w:lineRule="auto"/>
+        <w:t xml:space="preserve">The rest of this paper is organised as follows. In section 2, related research work for speech-based and multimodal depression detection is reviewed. The proposed system and data set and </w:t>
+      </w:r>
+      <w:r>
+        <w:rPr>
+          <w:sz w:val="18"/>
+          <w:szCs w:val="18"/>
+        </w:rPr>
+        <w:lastRenderedPageBreak/>
+        <w:t>methodologies are described in Section 3. Experimental results and evaluation are shown in Section 4. The comparative performance analysis is presented in Section 5. Section 6 elaborates on the contributions and Section 7 summarizes the contributions and future directions.</w:t>
+      </w:r>
+    </w:p>
+    <w:p>
+      <w:pPr>
+        <w:pStyle w:val="Heading1"/>
         <w:jc w:val="both"/>
-        <w:rPr>
-          <w:sz w:val="18"/>
-          <w:szCs w:val="18"/>
-        </w:rPr>
-      </w:pPr>
-    </w:p>
-    <w:p>
-      <w:pPr>
-        <w:pStyle w:val="Heading1"/>
       </w:pPr>
       <w:r>
         <w:t>2. Literature Survey</w:t>
@@ -866,7 +845,7 @@
     </w:p>
     <w:p>
       <w:pPr>
-        <w:spacing w:before="80" w:after="80" w:line="276" w:lineRule="auto"/>
+        <w:spacing w:before="160" w:after="60" w:line="276" w:lineRule="auto"/>
         <w:jc w:val="both"/>
         <w:rPr>
           <w:sz w:val="18"/>
@@ -878,7 +857,7 @@
           <w:sz w:val="18"/>
           <w:szCs w:val="18"/>
         </w:rPr>
-        <w:t xml:space="preserve">Research in automated depression detection has evolved substantially over the past decade, progressing from single-modality acoustic systems to sophisticated multimodal architectures. Early work by </w:t>
+        <w:t xml:space="preserve">The field of automated depression detection has made significant advances in recent ten years, with the development of multi-modality architectures and systems that rely on only a single sensory modality. </w:t>
       </w:r>
       <w:proofErr w:type="spellStart"/>
       <w:r>
@@ -894,13 +873,19 @@
           <w:sz w:val="18"/>
           <w:szCs w:val="18"/>
         </w:rPr>
-        <w:t xml:space="preserve"> et al. [1] employed low-level descriptor acoustic features with support vector machines on the AVEC challenge dataset, establishing baseline benchmarks for regression-based depression scoring. Subsequent studies shifted toward deep learning: Cummins et al. [2] applied Long Short-Term Memory networks on MFCC sequences from DAIC-WOZ recordings, demonstrating the utility of recurrent architectures for capturing temporal speech dynamics but without integrating linguistic content.</w:t>
-      </w:r>
-    </w:p>
-    <w:p>
-      <w:pPr>
-        <w:spacing w:before="80" w:after="80" w:line="276" w:lineRule="auto"/>
-        <w:ind w:firstLine="720"/>
+        <w:t xml:space="preserve"> et al. [1] have already conducted preliminary research that used low-level descriptor acoustic features and support vector machines on the AVEC challenge set, thus providing baseline results for depression scoring with regression methods. Later work focused on deep learning, with Cummins et al. [2] who used LSTM networks on MFCC sequences from DAIC-WOZ recordings, showing that recurrent architectures could be useful for modelling temporal dynamics of speech, but without incorporating linguistic information</w:t>
+      </w:r>
+      <w:r>
+        <w:rPr>
+          <w:sz w:val="18"/>
+          <w:szCs w:val="18"/>
+        </w:rPr>
+        <w:t>.</w:t>
+      </w:r>
+    </w:p>
+    <w:p>
+      <w:pPr>
+        <w:spacing w:before="160" w:after="60" w:line="276" w:lineRule="auto"/>
         <w:jc w:val="both"/>
         <w:rPr>
           <w:sz w:val="18"/>
@@ -912,7 +897,14 @@
           <w:sz w:val="18"/>
           <w:szCs w:val="18"/>
         </w:rPr>
-        <w:t xml:space="preserve">Convolutional approaches gained traction with Ma et al. [3], who trained CNNs directly on audio spectrograms. While these models achieved competitive results, they discarded potentially informative linguistic signals. Gong and </w:t>
+        <w:tab/>
+      </w:r>
+      <w:r>
+        <w:rPr>
+          <w:sz w:val="18"/>
+          <w:szCs w:val="18"/>
+        </w:rPr>
+        <w:t xml:space="preserve">Ma et al. [3] proposed training CNNs directly from audio spectrograms, which introduced convolutional approaches. These models were able to get a competitive result, but were discarding potentially useful linguistic signals. Gong and </w:t>
       </w:r>
       <w:proofErr w:type="spellStart"/>
       <w:r>
@@ -928,7 +920,7 @@
           <w:sz w:val="18"/>
           <w:szCs w:val="18"/>
         </w:rPr>
-        <w:t xml:space="preserve"> [4] proposed an early fusion of </w:t>
+        <w:t xml:space="preserve"> [4] suggested an early fusion of </w:t>
       </w:r>
       <w:proofErr w:type="spellStart"/>
       <w:r>
@@ -944,13 +936,12 @@
           <w:sz w:val="18"/>
           <w:szCs w:val="18"/>
         </w:rPr>
-        <w:t xml:space="preserve"> audio features and text embeddings, though their system lacked conversational phase modelling. On the text side, Niu et al. [5] leveraged BERT representations for transcript-based depression detection, achieving strong F1 scores but neglecting acoustic cues entirely.</w:t>
-      </w:r>
-    </w:p>
-    <w:p>
-      <w:pPr>
-        <w:spacing w:before="80" w:after="80" w:line="276" w:lineRule="auto"/>
-        <w:ind w:firstLine="720"/>
+        <w:t xml:space="preserve"> audio features and text embeddings but did not implement conversational phase modelling. From the text perspective, Niu et al. [5] used BERT representations for text-based depression detection, with high F1 scores and without utilizing any acoustic features.</w:t>
+      </w:r>
+    </w:p>
+    <w:p>
+      <w:pPr>
+        <w:spacing w:before="160" w:after="60" w:line="276" w:lineRule="auto"/>
         <w:jc w:val="both"/>
         <w:rPr>
           <w:sz w:val="18"/>
@@ -962,7 +953,14 @@
           <w:sz w:val="18"/>
           <w:szCs w:val="18"/>
         </w:rPr>
-        <w:t xml:space="preserve">Transformer-based multimodal architectures were explored by Yang et al. [6] using gated recurrent units with attention mechanisms. While these approaches achieved high accuracy, their computational cost and lack of interpretability limited practical applicability. Othmani et al. [7] combined </w:t>
+        <w:tab/>
+      </w:r>
+      <w:r>
+        <w:rPr>
+          <w:sz w:val="18"/>
+          <w:szCs w:val="18"/>
+        </w:rPr>
+        <w:t xml:space="preserve">Yang et al. [6] investigated gated recurrent units with attention mechanisms for multimodal architectures based on transformers. These methods showed high accuracy but had high computational complexity and were not interpretable. Several works have integrated </w:t>
       </w:r>
       <w:proofErr w:type="spellStart"/>
       <w:r>
@@ -978,7 +976,7 @@
           <w:sz w:val="18"/>
           <w:szCs w:val="18"/>
         </w:rPr>
-        <w:t xml:space="preserve"> audio processing with NLP features but did not examine temporal conversational dynamics. </w:t>
+        <w:t xml:space="preserve"> audio processing with NLP features without considering the temporal conversational dynamics [7]. </w:t>
       </w:r>
       <w:proofErr w:type="spellStart"/>
       <w:r>
@@ -994,13 +992,28 @@
           <w:sz w:val="18"/>
           <w:szCs w:val="18"/>
         </w:rPr>
-        <w:t xml:space="preserve"> et al.  and Ray et al.  explored LSTM and handcrafted feature approaches respectively, both confirming the value of acoustic signals while acknowledging the absence of phase-level temporal analysis as a key limitation.</w:t>
-      </w:r>
-    </w:p>
-    <w:p>
-      <w:pPr>
-        <w:spacing w:before="80" w:after="80" w:line="276" w:lineRule="auto"/>
-        <w:ind w:firstLine="720"/>
+        <w:t xml:space="preserve"> et al. and Ray et al. </w:t>
+      </w:r>
+      <w:proofErr w:type="spellStart"/>
+      <w:r>
+        <w:rPr>
+          <w:sz w:val="18"/>
+          <w:szCs w:val="18"/>
+        </w:rPr>
+        <w:t>analyzed</w:t>
+      </w:r>
+      <w:proofErr w:type="spellEnd"/>
+      <w:r>
+        <w:rPr>
+          <w:sz w:val="18"/>
+          <w:szCs w:val="18"/>
+        </w:rPr>
+        <w:t xml:space="preserve"> LSTM and handcrafted feature methods, respectively, and both found that acoustic signals are valuable, but neither approach was able to take a phase-level temporal analysis into consideration.</w:t>
+      </w:r>
+    </w:p>
+    <w:p>
+      <w:pPr>
+        <w:spacing w:before="160" w:after="60" w:line="276" w:lineRule="auto"/>
         <w:jc w:val="both"/>
         <w:rPr>
           <w:sz w:val="18"/>
@@ -1012,26 +1025,31 @@
           <w:sz w:val="18"/>
           <w:szCs w:val="18"/>
         </w:rPr>
-        <w:t>A consistent research gap across prior systems is the absence of phase-wise conversational analysis. Depression does not manifest uniformly across an interview; its indicators may be more pronounced in early self-referential responses or in later, more emotionally loaded segments. The present work addresses this gap through structured conversational phase segmentation, comprehensive preprocessing-first pipeline design, and systematic multimodal feature integration evaluated across multiple classifiers.</w:t>
+        <w:tab/>
+      </w:r>
+      <w:r>
+        <w:rPr>
+          <w:sz w:val="18"/>
+          <w:szCs w:val="18"/>
+        </w:rPr>
+        <w:t>One common research gap in the previous systems is the lack of phase-wise conversational analysis. The signs and symptoms of depression are not necessarily consistent throughout an interview; they might be more likely to appear in responses to early self-referential questions or later emotionally charged questions. This is addressed by the structured conversational phase segmentation, extensive preprocessing-first pipeline design and systematic integration of multimodal features that is tested on several classifiers in the present work.</w:t>
       </w:r>
     </w:p>
     <w:p>
       <w:pPr>
         <w:spacing w:before="160" w:after="60"/>
         <w:rPr>
-          <w:b/>
-          <w:bCs/>
-          <w:sz w:val="18"/>
-          <w:szCs w:val="18"/>
-        </w:rPr>
-        <w:sectPr>
-          <w:footerReference w:type="default" r:id="rId11"/>
-          <w:pgSz w:w="11906" w:h="16838" w:code="9"/>
-          <w:pgMar w:top="2952" w:right="2491" w:bottom="2952" w:left="2491" w:header="706" w:footer="706" w:gutter="0"/>
-          <w:cols w:space="720"/>
-          <w:docGrid w:linePitch="360"/>
-        </w:sectPr>
-      </w:pPr>
+          <w:sz w:val="18"/>
+          <w:szCs w:val="18"/>
+        </w:rPr>
+      </w:pPr>
+      <w:r>
+        <w:rPr>
+          <w:sz w:val="18"/>
+          <w:szCs w:val="18"/>
+        </w:rPr>
+        <w:br w:type="page"/>
+      </w:r>
     </w:p>
     <w:p>
       <w:pPr>
@@ -3158,7 +3176,7 @@
     </w:p>
     <w:p>
       <w:pPr>
-        <w:spacing w:before="80" w:after="80" w:line="276" w:lineRule="auto"/>
+        <w:spacing w:before="120" w:line="276" w:lineRule="auto"/>
         <w:jc w:val="both"/>
         <w:rPr>
           <w:sz w:val="18"/>
@@ -3170,7 +3188,7 @@
           <w:sz w:val="18"/>
           <w:szCs w:val="18"/>
         </w:rPr>
-        <w:t xml:space="preserve">This study utilises the DAIC-WOZ (Distress Analysis Interview Corpus – Wizard-of-Oz) dataset, a widely employed benchmark corpus for computational depression detection </w:t>
+        <w:t xml:space="preserve">This study was performed using the DAIC-WOZ (Distress Analysis Interview Corpus – Wizard-of-Oz) which is widely used as benchmark corpus for depression detection computational </w:t>
       </w:r>
       <w:proofErr w:type="gramStart"/>
       <w:r>
@@ -3186,35 +3204,16 @@
           <w:sz w:val="18"/>
           <w:szCs w:val="18"/>
         </w:rPr>
-        <w:t xml:space="preserve"> The dataset contains semi-structured clinical interviews conducted by a virtual agent named Ellie, designed to elicit naturalistic responses from participants regarding their emotional state, daily activities, and personal experiences. Each session includes a synchronised audio recording and a time-stamped transcript in CSV format, with speaker labels differentiating participant utterances from interviewer turns.</w:t>
-      </w:r>
-    </w:p>
-    <w:p>
-      <w:pPr>
-        <w:spacing w:before="80" w:after="80" w:line="276" w:lineRule="auto"/>
-        <w:ind w:firstLine="720"/>
-        <w:jc w:val="both"/>
-        <w:rPr>
-          <w:sz w:val="18"/>
-          <w:szCs w:val="18"/>
-        </w:rPr>
-      </w:pPr>
-      <w:r>
-        <w:rPr>
-          <w:sz w:val="18"/>
-          <w:szCs w:val="18"/>
-        </w:rPr>
-        <w:t>After label filtering against the provided PHQ-8 binary ground-truth file, 141 unique participants were retained. Each participant contributed data across three conversational phases, yielding 423 participant-phase records. The binary label (PHQ-8 Binary) classifies participants as non-depressed (0) or depressed (1). The dataset exhibits a class imbalance with approximately 70.2% non-depressed and 29.8% depressed samples. Table 2 summarises the dataset characteristics.</w:t>
-      </w:r>
-    </w:p>
-    <w:p>
-      <w:pPr>
-        <w:spacing w:before="120"/>
-        <w:rPr>
-          <w:sz w:val="18"/>
-          <w:szCs w:val="18"/>
-        </w:rPr>
-      </w:pPr>
+        <w:t xml:space="preserve"> Semi-structured clinical interviews were conducted with a virtual agent named Ellie, with a focus on getting a naturalistic response from the participant on respect to his/her emotional state, daily activities, and personal experiences. Each session is synced up and accompanied by a time-stamped transcript in CSV format that labels the speaker (changes between the interviewer and the participant). Following the label filtering with the given binary ground-truth file of the "PHQ-8", 141 unique participants were left. There were three phases of conversation, and each participant provided data for each of these phases, resulting in 423 participant-phase records. The binary label (PHQ-8 Binary) was created by dichotomizing the participants into the non-depressed (0) and depressed (1) groups. The data set is skewed, with around 70.2% of the samples being non-depressed and 29.8% being depressed. The characteristics of the data set are summarised in Table 2. The proposed system schematic layout is shown as follows: The proposed </w:t>
+      </w:r>
+      <w:r>
+        <w:rPr>
+          <w:sz w:val="18"/>
+          <w:szCs w:val="18"/>
+        </w:rPr>
+        <w:lastRenderedPageBreak/>
+        <w:t>framework preprocesses the audio and transcript modalities in parallel, before extracting features in a phase-wise manner and finally classifies them. The overall system is shown in Fig. 1.</w:t>
+      </w:r>
     </w:p>
     <w:p>
       <w:pPr>
@@ -3873,9 +3872,9 @@
           <w:szCs w:val="18"/>
         </w:rPr>
         <w:drawing>
-          <wp:inline distT="0" distB="0" distL="0" distR="0" wp14:anchorId="4D033767" wp14:editId="7A72555A">
-            <wp:extent cx="3733800" cy="2489476"/>
-            <wp:effectExtent l="0" t="0" r="0" b="6350"/>
+          <wp:inline distT="0" distB="0" distL="0" distR="0" wp14:anchorId="4D033767" wp14:editId="62EF27E6">
+            <wp:extent cx="3473450" cy="2315891"/>
+            <wp:effectExtent l="0" t="0" r="0" b="8255"/>
             <wp:docPr id="18" name="Picture 17">
               <a:extLst xmlns:a="http://schemas.openxmlformats.org/drawingml/2006/main">
                 <a:ext uri="{FF2B5EF4-FFF2-40B4-BE49-F238E27FC236}">
@@ -3902,7 +3901,7 @@
                     </pic:cNvPicPr>
                   </pic:nvPicPr>
                   <pic:blipFill>
-                    <a:blip r:embed="rId12" cstate="print">
+                    <a:blip r:embed="rId11" cstate="print">
                       <a:extLst>
                         <a:ext uri="{28A0092B-C50C-407E-A947-70E740481C1C}">
                           <a14:useLocalDpi xmlns:a14="http://schemas.microsoft.com/office/drawing/2010/main" val="0"/>
@@ -3915,7 +3914,7 @@
                   <pic:spPr>
                     <a:xfrm>
                       <a:off x="0" y="0"/>
-                      <a:ext cx="3769329" cy="2513165"/>
+                      <a:ext cx="3515622" cy="2344009"/>
                     </a:xfrm>
                     <a:prstGeom prst="rect">
                       <a:avLst/>
@@ -3996,7 +3995,7 @@
           <w:sz w:val="18"/>
           <w:szCs w:val="18"/>
         </w:rPr>
-        <w:t>The audio preprocessing pipeline operates on raw DAIC-WOZ WAV files and comprises five sequential stages. In the first stage, the system reads the associated transcript CSV to identify participant speech boundaries. Using ground-truth timestamps (</w:t>
+        <w:t>The audio preprocessing pipeline is applied to raw DAIC-WOZ WAV files, and includes five stages of processing. The first stage involves reading the associated transcript CSV file and thus marking the boundaries of participant speech. Only segments belonging to the participant will be extracted, based on the ground truth timestamps (</w:t>
       </w:r>
       <w:proofErr w:type="spellStart"/>
       <w:r>
@@ -4028,7 +4027,7 @@
           <w:sz w:val="18"/>
           <w:szCs w:val="18"/>
         </w:rPr>
-        <w:t xml:space="preserve">), only segments attributed to the participant are extracted. This eliminates the virtual interviewer’s voice without requiring speaker </w:t>
+        <w:t xml:space="preserve">). This removes the virtual interviewer's voice in the absence of speaker </w:t>
       </w:r>
       <w:proofErr w:type="spellStart"/>
       <w:r>
@@ -4044,12 +4043,12 @@
           <w:sz w:val="18"/>
           <w:szCs w:val="18"/>
         </w:rPr>
-        <w:t>, ensuring that all subsequently extracted acoustic features represent exclusively the participant’s behavioural speech patterns.</w:t>
-      </w:r>
-    </w:p>
-    <w:p>
-      <w:pPr>
-        <w:spacing w:before="80" w:after="80" w:line="276" w:lineRule="auto"/>
+        <w:t>, so that all the following extracted acoustic features are representative of the participant's behavioural speech patterns.</w:t>
+      </w:r>
+    </w:p>
+    <w:p>
+      <w:pPr>
+        <w:spacing w:before="40" w:after="120" w:line="276" w:lineRule="auto"/>
         <w:ind w:firstLine="720"/>
         <w:jc w:val="both"/>
         <w:rPr>
@@ -4062,17 +4061,16 @@
           <w:sz w:val="18"/>
           <w:szCs w:val="18"/>
         </w:rPr>
-        <w:t>Extracted participant segments are concatenated into a single continuous audio signal to reconstruct the complete speech timeline. Multi-channel recordings are converted to mono to prevent channel imbalance artefacts. The audio is resampled to 16,000 Hz. A pre-emphasis filter (α = 0.97) is then applied to amplify high-frequency components that carry critical prosodic information. Finally, a fifth-order Butterworth bandpass filter with passband 100–7500 Hz removes low-frequency rumble and high-frequency noise, and the signal is amplitude-normalised to the range [−1, 1]. Figure 2 presents the audio preprocessing pipeline.</w:t>
-      </w:r>
-    </w:p>
-    <w:p>
-      <w:pPr>
-        <w:spacing w:before="40" w:after="120"/>
+        <w:t>The participant segments extracted are then linked together in order to reconstruct the full length of the speech. In order to avoid channel imbalance artefacts, multi-channel recordings are converted to mono. The sound is re-sampled at 16000 Hz. A pre-emphasis filter (α = 0.97) is immediately applied to enhance high frequency components that contain the important prosodic information. Lastly, a 5th order Butterworth bandpass filter (100–7500 Hz) is used to pass only frequencies in the middle band, while removing low frequencies (rumble) and high frequencies (noise), and the signal is amplitude-normalised to range [−1, 1]. The audio preprocessing pipeline is shown in figure 2.</w:t>
+      </w:r>
+    </w:p>
+    <w:p>
+      <w:pPr>
+        <w:spacing w:before="40" w:after="120" w:line="276" w:lineRule="auto"/>
         <w:jc w:val="center"/>
         <w:rPr>
           <w:sz w:val="18"/>
           <w:szCs w:val="18"/>
-          <w:lang w:val="en-US"/>
         </w:rPr>
       </w:pPr>
       <w:r>
@@ -4099,7 +4097,7 @@
                     </pic:cNvPicPr>
                   </pic:nvPicPr>
                   <pic:blipFill>
-                    <a:blip r:embed="rId13" cstate="print">
+                    <a:blip r:embed="rId12" cstate="print">
                       <a:extLst>
                         <a:ext uri="{28A0092B-C50C-407E-A947-70E740481C1C}">
                           <a14:useLocalDpi xmlns:a14="http://schemas.microsoft.com/office/drawing/2010/main" val="0"/>
@@ -4182,7 +4180,7 @@
     </w:p>
     <w:p>
       <w:pPr>
-        <w:spacing w:before="80" w:after="80" w:line="276" w:lineRule="auto"/>
+        <w:spacing w:before="40" w:after="120" w:line="276" w:lineRule="auto"/>
         <w:jc w:val="both"/>
         <w:rPr>
           <w:sz w:val="18"/>
@@ -4194,7 +4192,7 @@
           <w:sz w:val="18"/>
           <w:szCs w:val="18"/>
         </w:rPr>
-        <w:t>Raw transcript files contain annotation artefacts including XML-style tags (e.g., &lt;laugh&gt;, &lt;noise&gt;), square-bracket markers, filler words, and interviewer speech. The preprocessing pipeline applies a sequence of operations: (</w:t>
+        <w:t>Raw transcript files include XML-style tags (e.g., &lt;laugh&gt;), square-bracket markers, filler words and interviewer speech. The preprocessing pipeline consists of the following: (</w:t>
       </w:r>
       <w:proofErr w:type="spellStart"/>
       <w:r>
@@ -4210,12 +4208,28 @@
           <w:sz w:val="18"/>
           <w:szCs w:val="18"/>
         </w:rPr>
-        <w:t>) annotation tag removal using regular expressions; (ii) extraction of meaningful content from parenthetical expressions; (iii) removal of filler-only utterances (‘uh’, ‘um’, ‘mm’, ‘hmm’, etc.); (iv) retention of only participant-labelled rows; and (v) whitespace normalisation. The resulting cleaned transcripts provide high-quality participant speech data for linguistic feature extraction. Figure 3 illustrates the transcript preprocessing workflow.</w:t>
-      </w:r>
-    </w:p>
-    <w:p>
-      <w:pPr>
-        <w:spacing w:before="40" w:after="120"/>
+        <w:t>) Remove any annotation tags from the utterances using regular expressions; (ii) Extract content from parenthetical expressions and (iii) Remove contentless utterances ‘uh’, ‘um’, ‘mm’, ‘hmm</w:t>
+      </w:r>
+      <w:proofErr w:type="gramStart"/>
+      <w:r>
+        <w:rPr>
+          <w:sz w:val="18"/>
+          <w:szCs w:val="18"/>
+        </w:rPr>
+        <w:t>’,…</w:t>
+      </w:r>
+      <w:proofErr w:type="gramEnd"/>
+      <w:r>
+        <w:rPr>
+          <w:sz w:val="18"/>
+          <w:szCs w:val="18"/>
+        </w:rPr>
+        <w:t>; (iv) Keep only the content associated with a participant label; and (v) Normalise the whitespace. The cleaned transcripts yield good quality speech data for the participant in terms of linguistic features to be extracted. Transcript pre-processing pipeline is shown in figure 3.</w:t>
+      </w:r>
+    </w:p>
+    <w:p>
+      <w:pPr>
+        <w:spacing w:before="40" w:after="120" w:line="276" w:lineRule="auto"/>
         <w:jc w:val="center"/>
         <w:rPr>
           <w:sz w:val="18"/>
@@ -4249,7 +4263,7 @@
                     </pic:cNvPicPr>
                   </pic:nvPicPr>
                   <pic:blipFill>
-                    <a:blip r:embed="rId14" cstate="print">
+                    <a:blip r:embed="rId13" cstate="print">
                       <a:extLst>
                         <a:ext uri="{28A0092B-C50C-407E-A947-70E740481C1C}">
                           <a14:useLocalDpi xmlns:a14="http://schemas.microsoft.com/office/drawing/2010/main" val="0"/>
@@ -4344,8 +4358,18 @@
           <w:sz w:val="18"/>
           <w:szCs w:val="18"/>
         </w:rPr>
-        <w:t>A key contribution of this study is the temporal segmentation of clinical interviews into three equal conversational phases. Each cleaned transcript is partitioned into Phase 1 (early interview), Phase 2 (mid interview), and Phase 3 (late interview) based on the sequential ordering of participant utterances. Corresponding audio segments are extracted by mapping the phase-assigned transcript timestamps back to the audio signal. This produces three distinct feature vectors per participant, allowing classifiers to operate on temporally localised behavioural representations rather than global interview statistics. Figure 4 depicts the phase segmentation scheme.</w:t>
-      </w:r>
+        <w:t>An important outcome of this study is the division of the clinical interview into three equally sized conversational segments. The sequential ordering of the participant's utterances is used to partition each cleaned transcript into three stages: Phase 1 (early interview), Phase 2 (mid interview), and Phase 3 (late interview. Audio segments are extracted from the audio file by mapping the phase assigned transcript timestamps back to the audio signal. This yields three different feature vectors for each participant, enabling classifiers to act on the temporally localised behavioural representations instead of on global interview statistics. The phase segmentation scheme is shown in figure 4.</w:t>
+      </w:r>
+    </w:p>
+    <w:p>
+      <w:pPr>
+        <w:spacing w:before="80" w:after="80" w:line="276" w:lineRule="auto"/>
+        <w:jc w:val="both"/>
+        <w:rPr>
+          <w:sz w:val="18"/>
+          <w:szCs w:val="18"/>
+        </w:rPr>
+      </w:pPr>
     </w:p>
     <w:p>
       <w:pPr>
@@ -4382,7 +4406,7 @@
                     </pic:cNvPicPr>
                   </pic:nvPicPr>
                   <pic:blipFill>
-                    <a:blip r:embed="rId15" cstate="print">
+                    <a:blip r:embed="rId14" cstate="print">
                       <a:extLst>
                         <a:ext uri="{28A0092B-C50C-407E-A947-70E740481C1C}">
                           <a14:useLocalDpi xmlns:a14="http://schemas.microsoft.com/office/drawing/2010/main" val="0"/>
@@ -4494,7 +4518,7 @@
           <w:sz w:val="18"/>
           <w:szCs w:val="18"/>
         </w:rPr>
-        <w:t>Feature extraction is performed independently for each participant-phase pair across both modalities.</w:t>
+        <w:t>Feature extraction is done independently for each participant-phase pair for both modalities.</w:t>
       </w:r>
     </w:p>
     <w:p>
@@ -4507,21 +4531,93 @@
           <w:szCs w:val="18"/>
         </w:rPr>
       </w:pPr>
-      <w:r>
-        <w:rPr>
-          <w:sz w:val="18"/>
-          <w:szCs w:val="18"/>
-        </w:rPr>
-        <w:t xml:space="preserve">Acoustic feature extraction utilises </w:t>
-      </w:r>
       <w:proofErr w:type="spellStart"/>
+      <w:r>
+        <w:rPr>
+          <w:sz w:val="18"/>
+          <w:szCs w:val="18"/>
+        </w:rPr>
+        <w:t>Librosa</w:t>
+      </w:r>
+      <w:proofErr w:type="spellEnd"/>
+      <w:r>
+        <w:rPr>
+          <w:sz w:val="18"/>
+          <w:szCs w:val="18"/>
+        </w:rPr>
+        <w:t xml:space="preserve"> is used for acoustic feature extraction, and the wrapper to use </w:t>
+      </w:r>
+      <w:proofErr w:type="spellStart"/>
+      <w:r>
+        <w:rPr>
+          <w:sz w:val="18"/>
+          <w:szCs w:val="18"/>
+        </w:rPr>
+        <w:t>librosa</w:t>
+      </w:r>
+      <w:proofErr w:type="spellEnd"/>
+      <w:r>
+        <w:rPr>
+          <w:sz w:val="18"/>
+          <w:szCs w:val="18"/>
+        </w:rPr>
+        <w:t xml:space="preserve"> in conjunction with </w:t>
+      </w:r>
+      <w:proofErr w:type="spellStart"/>
+      <w:r>
+        <w:rPr>
+          <w:sz w:val="18"/>
+          <w:szCs w:val="18"/>
+        </w:rPr>
+        <w:t>Parselmouth</w:t>
+      </w:r>
+      <w:proofErr w:type="spellEnd"/>
+      <w:r>
+        <w:rPr>
+          <w:sz w:val="18"/>
+          <w:szCs w:val="18"/>
+        </w:rPr>
+        <w:t>/</w:t>
+      </w:r>
+      <w:proofErr w:type="spellStart"/>
+      <w:r>
+        <w:rPr>
+          <w:sz w:val="18"/>
+          <w:szCs w:val="18"/>
+        </w:rPr>
+        <w:t>Praat</w:t>
+      </w:r>
+      <w:proofErr w:type="spellEnd"/>
+      <w:r>
+        <w:rPr>
+          <w:sz w:val="18"/>
+          <w:szCs w:val="18"/>
+        </w:rPr>
+        <w:t>. Temporal features are speech duration, silence duration, speech-to-silence ratio, pause statistics (mean, SD, max, total</w:t>
+      </w:r>
       <w:proofErr w:type="gramStart"/>
       <w:r>
         <w:rPr>
           <w:sz w:val="18"/>
           <w:szCs w:val="18"/>
         </w:rPr>
-        <w:t>librosa</w:t>
+        <w:t>).Energy</w:t>
+      </w:r>
+      <w:proofErr w:type="gramEnd"/>
+      <w:r>
+        <w:rPr>
+          <w:sz w:val="18"/>
+          <w:szCs w:val="18"/>
+        </w:rPr>
+        <w:t xml:space="preserve"> features are speech duration, silence duration, speech-to-silence ratio, pause statistics (mean, SD, max, total). The spectral features include spectral centroid, bandwidth, </w:t>
+      </w:r>
+      <w:proofErr w:type="spellStart"/>
+      <w:r>
+        <w:rPr>
+          <w:sz w:val="18"/>
+          <w:szCs w:val="18"/>
+        </w:rPr>
+        <w:t>rolloff</w:t>
       </w:r>
       <w:proofErr w:type="spellEnd"/>
       <w:r>
@@ -4529,7 +4625,15 @@
           <w:sz w:val="18"/>
           <w:szCs w:val="18"/>
         </w:rPr>
-        <w:t xml:space="preserve">  and</w:t>
+        <w:t xml:space="preserve">, contrast and flatness. The 78 features are extracted by calculating the 13 MFCCs and associated delta coefficients. The voiced ratio is a pitch-related feature, along with the mean, standard deviation, range, and skewness. Voice quality measurements are obtained using the jitter, shimmer, and Harmonics to Noise ratio (local). Articulation speed is calculated as words per second of the time spent speaking, against the transcript. A total of 132 acoustic features </w:t>
+      </w:r>
+      <w:proofErr w:type="gramStart"/>
+      <w:r>
+        <w:rPr>
+          <w:sz w:val="18"/>
+          <w:szCs w:val="18"/>
+        </w:rPr>
+        <w:t>are</w:t>
       </w:r>
       <w:proofErr w:type="gramEnd"/>
       <w:r>
@@ -4537,71 +4641,21 @@
           <w:sz w:val="18"/>
           <w:szCs w:val="18"/>
         </w:rPr>
-        <w:t xml:space="preserve"> the </w:t>
-      </w:r>
-      <w:proofErr w:type="spellStart"/>
-      <w:r>
-        <w:rPr>
-          <w:sz w:val="18"/>
-          <w:szCs w:val="18"/>
-        </w:rPr>
-        <w:t>Parselmouth</w:t>
-      </w:r>
-      <w:proofErr w:type="spellEnd"/>
-      <w:r>
-        <w:rPr>
-          <w:sz w:val="18"/>
-          <w:szCs w:val="18"/>
-        </w:rPr>
-        <w:t>/</w:t>
-      </w:r>
-      <w:proofErr w:type="spellStart"/>
-      <w:r>
-        <w:rPr>
-          <w:sz w:val="18"/>
-          <w:szCs w:val="18"/>
-        </w:rPr>
-        <w:t>Praat</w:t>
-      </w:r>
-      <w:proofErr w:type="spellEnd"/>
-      <w:r>
-        <w:rPr>
-          <w:sz w:val="18"/>
-          <w:szCs w:val="18"/>
-        </w:rPr>
-        <w:t xml:space="preserve"> </w:t>
-      </w:r>
-      <w:proofErr w:type="gramStart"/>
-      <w:r>
-        <w:rPr>
-          <w:sz w:val="18"/>
-          <w:szCs w:val="18"/>
-        </w:rPr>
-        <w:t>wrapper .</w:t>
-      </w:r>
-      <w:proofErr w:type="gramEnd"/>
-      <w:r>
-        <w:rPr>
-          <w:sz w:val="18"/>
-          <w:szCs w:val="18"/>
-        </w:rPr>
-        <w:t xml:space="preserve"> Temporal and energy features include speech duration, silence duration, speech-to-silence ratio, and pause statistics (mean, standard deviation, maximum, total). Spectral features comprise spectral centroid, bandwidth, </w:t>
-      </w:r>
-      <w:proofErr w:type="spellStart"/>
-      <w:r>
-        <w:rPr>
-          <w:sz w:val="18"/>
-          <w:szCs w:val="18"/>
-        </w:rPr>
-        <w:t>rolloff</w:t>
-      </w:r>
-      <w:proofErr w:type="spellEnd"/>
-      <w:r>
-        <w:rPr>
-          <w:sz w:val="18"/>
-          <w:szCs w:val="18"/>
-        </w:rPr>
-        <w:t>, contrast, and flatness. Thirteen MFCCs with corresponding delta coefficients are extracted, yielding 78 features. Pitch-related features include mean, standard deviation, range, skewness, and the voiced ratio. Voice quality measures are captured via jitter (local), shimmer (local), and Harmonics-to-Noise Ratio. Articulation speed is computed as words per second of speech duration, cross-referencing the transcript. In total, 132 acoustic features are extracted per participant-phase.</w:t>
+        <w:t xml:space="preserve"> extracted for each participant-phase</w:t>
+      </w:r>
+      <w:r>
+        <w:rPr>
+          <w:sz w:val="18"/>
+          <w:szCs w:val="18"/>
+        </w:rPr>
+        <w:t>.</w:t>
+      </w:r>
+      <w:r>
+        <w:rPr>
+          <w:sz w:val="18"/>
+          <w:szCs w:val="18"/>
+        </w:rPr>
+        <w:t xml:space="preserve"> Cleaned transcripts are used in the processes of linguistic feature extraction for each phase.</w:t>
       </w:r>
     </w:p>
     <w:p>
@@ -4619,7 +4673,7 @@
           <w:sz w:val="18"/>
           <w:szCs w:val="18"/>
         </w:rPr>
-        <w:t>Linguistic feature extraction processes the cleaned transcripts for each phase. Seven hand-crafted linguistic markers are computed: word count, sentence count, average sentence length, first-person pronoun ratio, negation count, uncertainty word count, and type-token ratio. Additionally, pause duration statistics (mean, maximum) are derived from transcript timestamps. Semantic features are generated using the Sentence-BERT model ‘all-MiniLM-L6-v2</w:t>
+        <w:t xml:space="preserve">There are seven linguistic markers that are hand-crafted and computed: 1st person pronoun ratio, word count, sentence count, average sentence length, negation count, uncertainty word count, and type-token ratio. Also, a </w:t>
       </w:r>
       <w:proofErr w:type="gramStart"/>
       <w:r>
@@ -4627,7 +4681,7 @@
           <w:sz w:val="18"/>
           <w:szCs w:val="18"/>
         </w:rPr>
-        <w:t>’ ,</w:t>
+        <w:t>pause duration statistics (mean, max)</w:t>
       </w:r>
       <w:proofErr w:type="gramEnd"/>
       <w:r>
@@ -4635,7 +4689,7 @@
           <w:sz w:val="18"/>
           <w:szCs w:val="18"/>
         </w:rPr>
-        <w:t xml:space="preserve"> producing 384-dimensional sentence embeddings per utterance. The mean and standard deviation across utterances within a phase yield 768 semantic features. The combined text feature vector contains 777 dimensions. Figure 5 presents the multimodal feature architecture.</w:t>
+        <w:t xml:space="preserve"> is computed from transcript timestamps. The Sentence-BERT model all-MiniLM-L6-v2 is used to generate the semantic features, and it outputs 384-dimensional sentence embedding per utterance. There are 768 semantic features across the mean and the standard deviation, of the utterances within each phase. The text feature vector is a combination of the 777 dimensions. The multimodal feature architecture is shown in Figure 5.</w:t>
       </w:r>
     </w:p>
     <w:p>
@@ -4656,9 +4710,9 @@
           <w:lang w:val="en-US"/>
         </w:rPr>
         <w:drawing>
-          <wp:inline distT="0" distB="0" distL="0" distR="0" wp14:anchorId="0954ACFC" wp14:editId="7841802B">
-            <wp:extent cx="2107565" cy="3161350"/>
-            <wp:effectExtent l="0" t="0" r="6985" b="1270"/>
+          <wp:inline distT="0" distB="0" distL="0" distR="0" wp14:anchorId="0954ACFC" wp14:editId="25850681">
+            <wp:extent cx="2006600" cy="3009902"/>
+            <wp:effectExtent l="0" t="0" r="0" b="0"/>
             <wp:docPr id="1138803022" name="Picture 9"/>
             <wp:cNvGraphicFramePr>
               <a:graphicFrameLocks xmlns:a="http://schemas.openxmlformats.org/drawingml/2006/main" noChangeAspect="1"/>
@@ -4673,7 +4727,7 @@
                     </pic:cNvPicPr>
                   </pic:nvPicPr>
                   <pic:blipFill>
-                    <a:blip r:embed="rId16" cstate="print">
+                    <a:blip r:embed="rId15" cstate="print">
                       <a:extLst>
                         <a:ext uri="{28A0092B-C50C-407E-A947-70E740481C1C}">
                           <a14:useLocalDpi xmlns:a14="http://schemas.microsoft.com/office/drawing/2010/main" val="0"/>
@@ -4688,7 +4742,7 @@
                   <pic:spPr bwMode="auto">
                     <a:xfrm>
                       <a:off x="0" y="0"/>
-                      <a:ext cx="2142864" cy="3214298"/>
+                      <a:ext cx="2040671" cy="3061008"/>
                     </a:xfrm>
                     <a:prstGeom prst="rect">
                       <a:avLst/>
@@ -5478,7 +5532,7 @@
     </w:p>
     <w:p>
       <w:pPr>
-        <w:spacing w:before="80" w:after="80" w:line="276" w:lineRule="auto"/>
+        <w:spacing w:before="200" w:line="276" w:lineRule="auto"/>
         <w:jc w:val="both"/>
         <w:rPr>
           <w:sz w:val="18"/>
@@ -5490,7 +5544,7 @@
           <w:sz w:val="18"/>
           <w:szCs w:val="18"/>
         </w:rPr>
-        <w:t xml:space="preserve">Six machine learning classifiers are employed for binary depression classification. </w:t>
+        <w:t xml:space="preserve">For the binary (depression/no depression) classification, six machine learning classifiers are used. </w:t>
       </w:r>
       <w:proofErr w:type="spellStart"/>
       <w:r>
@@ -5506,39 +5560,57 @@
           <w:sz w:val="18"/>
           <w:szCs w:val="18"/>
         </w:rPr>
-        <w:t xml:space="preserve"> is a gradient boosting algorithm with native categorical feature handling and built-in regularisation, well-suited to tabular data with mixed feature </w:t>
-      </w:r>
+        <w:t xml:space="preserve"> is a gradient boosting algorithm that provides native support for categorical features and has in-built regularisation for tabular data with mixed features. Random Forest is an ensemble of decision trees, which represents non-linear feature interactions and feature importance estimates. With strong performance on high-dimensional tabular data, </w:t>
+      </w:r>
+      <w:proofErr w:type="spellStart"/>
+      <w:r>
+        <w:rPr>
+          <w:sz w:val="18"/>
+          <w:szCs w:val="18"/>
+        </w:rPr>
+        <w:t>XGBoost</w:t>
+      </w:r>
+      <w:proofErr w:type="spellEnd"/>
+      <w:r>
+        <w:rPr>
+          <w:sz w:val="18"/>
+          <w:szCs w:val="18"/>
+        </w:rPr>
+        <w:t xml:space="preserve"> is a regularised gradient boosting with column subsampling. In Support Vector Machine (SVM) with radial basis function (RBF) kernel, features are mapped to high dimensional spaces for determining optimum class boundaries. Logistic Regression offers a linear baseline model, or baseline probability model. The Feedforward Neural Network with two hidden layers and </w:t>
+      </w:r>
+      <w:proofErr w:type="spellStart"/>
+      <w:r>
+        <w:rPr>
+          <w:sz w:val="18"/>
+          <w:szCs w:val="18"/>
+        </w:rPr>
+        <w:t>ReLU</w:t>
+      </w:r>
+      <w:proofErr w:type="spellEnd"/>
+      <w:r>
+        <w:rPr>
+          <w:sz w:val="18"/>
+          <w:szCs w:val="18"/>
+        </w:rPr>
+        <w:t xml:space="preserve"> activations learns complex non-linear patterns in the fused feature </w:t>
+      </w:r>
+      <w:proofErr w:type="spellStart"/>
       <w:proofErr w:type="gramStart"/>
       <w:r>
         <w:rPr>
           <w:sz w:val="18"/>
           <w:szCs w:val="18"/>
         </w:rPr>
-        <w:t>types .</w:t>
-      </w:r>
+        <w:t>space.The</w:t>
+      </w:r>
+      <w:proofErr w:type="spellEnd"/>
       <w:proofErr w:type="gramEnd"/>
       <w:r>
         <w:rPr>
           <w:sz w:val="18"/>
           <w:szCs w:val="18"/>
         </w:rPr>
-        <w:t xml:space="preserve"> Random Forest is an ensemble of decision trees that captures non-linear feature interactions and provides feature importance </w:t>
-      </w:r>
-      <w:proofErr w:type="gramStart"/>
-      <w:r>
-        <w:rPr>
-          <w:sz w:val="18"/>
-          <w:szCs w:val="18"/>
-        </w:rPr>
-        <w:t>estimates .</w:t>
-      </w:r>
-      <w:proofErr w:type="gramEnd"/>
-      <w:r>
-        <w:rPr>
-          <w:sz w:val="18"/>
-          <w:szCs w:val="18"/>
-        </w:rPr>
-        <w:t xml:space="preserve"> </w:t>
+        <w:t xml:space="preserve"> Feedforward Neural Network with two hidden layers and </w:t>
       </w:r>
       <w:proofErr w:type="spellStart"/>
       <w:r>
@@ -5546,7 +5618,7 @@
           <w:sz w:val="18"/>
           <w:szCs w:val="18"/>
         </w:rPr>
-        <w:t>XGBoost</w:t>
+        <w:t>ReLU</w:t>
       </w:r>
       <w:proofErr w:type="spellEnd"/>
       <w:r>
@@ -5554,49 +5626,8 @@
           <w:sz w:val="18"/>
           <w:szCs w:val="18"/>
         </w:rPr>
-        <w:t xml:space="preserve"> employs regularised gradient boosting with column subsampling, offering strong performance on high-dimensional tabular </w:t>
-      </w:r>
-      <w:proofErr w:type="gramStart"/>
-      <w:r>
-        <w:rPr>
-          <w:sz w:val="18"/>
-          <w:szCs w:val="18"/>
-        </w:rPr>
-        <w:t>data .</w:t>
-      </w:r>
-      <w:proofErr w:type="gramEnd"/>
-      <w:r>
-        <w:rPr>
-          <w:sz w:val="18"/>
-          <w:szCs w:val="18"/>
-        </w:rPr>
-        <w:t xml:space="preserve"> Support Vector Machine with a radial basis function kernel maps features to high-dimensional spaces to find optimal class boundaries . Logistic Regression provides a linear probabilistic baseline model. A Feedforward Neural Network with two hidden layers and </w:t>
-      </w:r>
-      <w:proofErr w:type="spellStart"/>
-      <w:r>
-        <w:rPr>
-          <w:sz w:val="18"/>
-          <w:szCs w:val="18"/>
-        </w:rPr>
-        <w:t>ReLU</w:t>
-      </w:r>
-      <w:proofErr w:type="spellEnd"/>
-      <w:r>
-        <w:rPr>
-          <w:sz w:val="18"/>
-          <w:szCs w:val="18"/>
-        </w:rPr>
-        <w:t xml:space="preserve"> activations captures complex non-linear patterns in the fused feature space.</w:t>
-      </w:r>
-    </w:p>
-    <w:p>
-      <w:pPr>
-        <w:spacing w:before="200"/>
-        <w:rPr>
-          <w:sz w:val="18"/>
-          <w:szCs w:val="18"/>
-        </w:rPr>
-      </w:pPr>
+        <w:t xml:space="preserve"> activations learns complex non-linear patterns in the fused feature space.</w:t>
+      </w:r>
     </w:p>
     <w:p>
       <w:pPr>
@@ -5620,206 +5651,6 @@
           <w:szCs w:val="20"/>
         </w:rPr>
         <w:t>4.1 Experimental Setup</w:t>
-      </w:r>
-    </w:p>
-    <w:p>
-      <w:pPr>
-        <w:spacing w:before="80" w:after="80" w:line="276" w:lineRule="auto"/>
-        <w:jc w:val="both"/>
-        <w:rPr>
-          <w:sz w:val="18"/>
-          <w:szCs w:val="18"/>
-        </w:rPr>
-      </w:pPr>
-      <w:r>
-        <w:rPr>
-          <w:sz w:val="18"/>
-          <w:szCs w:val="18"/>
-        </w:rPr>
-        <w:t>All experiments are conducted on a workstation equipped with an Intel Core i</w:t>
-      </w:r>
-      <w:r>
-        <w:rPr>
-          <w:sz w:val="18"/>
-          <w:szCs w:val="18"/>
-        </w:rPr>
-        <w:t>7 12650H</w:t>
-      </w:r>
-      <w:r>
-        <w:rPr>
-          <w:sz w:val="18"/>
-          <w:szCs w:val="18"/>
-        </w:rPr>
-        <w:t xml:space="preserve"> processor and </w:t>
-      </w:r>
-      <w:r>
-        <w:rPr>
-          <w:sz w:val="18"/>
-          <w:szCs w:val="18"/>
-        </w:rPr>
-        <w:t>16</w:t>
-      </w:r>
-      <w:r>
-        <w:rPr>
-          <w:sz w:val="18"/>
-          <w:szCs w:val="18"/>
-        </w:rPr>
-        <w:t xml:space="preserve"> GB RAM running Windows 1</w:t>
-      </w:r>
-      <w:r>
-        <w:rPr>
-          <w:sz w:val="18"/>
-          <w:szCs w:val="18"/>
-        </w:rPr>
-        <w:t>1</w:t>
-      </w:r>
-      <w:r>
-        <w:rPr>
-          <w:sz w:val="18"/>
-          <w:szCs w:val="18"/>
-        </w:rPr>
-        <w:t xml:space="preserve">. The software environment comprises Python 3.12, </w:t>
-      </w:r>
-      <w:proofErr w:type="spellStart"/>
-      <w:r>
-        <w:rPr>
-          <w:sz w:val="18"/>
-          <w:szCs w:val="18"/>
-        </w:rPr>
-        <w:t>librosa</w:t>
-      </w:r>
-      <w:proofErr w:type="spellEnd"/>
-      <w:r>
-        <w:rPr>
-          <w:sz w:val="18"/>
-          <w:szCs w:val="18"/>
-        </w:rPr>
-        <w:t xml:space="preserve"> 0.10, </w:t>
-      </w:r>
-      <w:proofErr w:type="spellStart"/>
-      <w:r>
-        <w:rPr>
-          <w:sz w:val="18"/>
-          <w:szCs w:val="18"/>
-        </w:rPr>
-        <w:t>Parselmouth</w:t>
-      </w:r>
-      <w:proofErr w:type="spellEnd"/>
-      <w:r>
-        <w:rPr>
-          <w:sz w:val="18"/>
-          <w:szCs w:val="18"/>
-        </w:rPr>
-        <w:t xml:space="preserve"> 0.4, scikit-learn 1.4, </w:t>
-      </w:r>
-      <w:proofErr w:type="spellStart"/>
-      <w:r>
-        <w:rPr>
-          <w:sz w:val="18"/>
-          <w:szCs w:val="18"/>
-        </w:rPr>
-        <w:t>XGBoost</w:t>
-      </w:r>
-      <w:proofErr w:type="spellEnd"/>
-      <w:r>
-        <w:rPr>
-          <w:sz w:val="18"/>
-          <w:szCs w:val="18"/>
-        </w:rPr>
-        <w:t xml:space="preserve"> 2.0, </w:t>
-      </w:r>
-      <w:proofErr w:type="spellStart"/>
-      <w:r>
-        <w:rPr>
-          <w:sz w:val="18"/>
-          <w:szCs w:val="18"/>
-        </w:rPr>
-        <w:t>CatBoost</w:t>
-      </w:r>
-      <w:proofErr w:type="spellEnd"/>
-      <w:r>
-        <w:rPr>
-          <w:sz w:val="18"/>
-          <w:szCs w:val="18"/>
-        </w:rPr>
-        <w:t xml:space="preserve"> 1.2, sentence-transformers 2.7, and </w:t>
-      </w:r>
-      <w:proofErr w:type="spellStart"/>
-      <w:r>
-        <w:rPr>
-          <w:sz w:val="18"/>
-          <w:szCs w:val="18"/>
-        </w:rPr>
-        <w:t>PyTorch</w:t>
-      </w:r>
-      <w:proofErr w:type="spellEnd"/>
-      <w:r>
-        <w:rPr>
-          <w:sz w:val="18"/>
-          <w:szCs w:val="18"/>
-        </w:rPr>
-        <w:t xml:space="preserve"> 2.1. Audio feature extraction was performed locally using the </w:t>
-      </w:r>
-      <w:proofErr w:type="spellStart"/>
-      <w:r>
-        <w:rPr>
-          <w:sz w:val="18"/>
-          <w:szCs w:val="18"/>
-        </w:rPr>
-        <w:t>c</w:t>
-      </w:r>
-      <w:r>
-        <w:rPr>
-          <w:sz w:val="18"/>
-          <w:szCs w:val="18"/>
-        </w:rPr>
-        <w:t>leaned_</w:t>
-      </w:r>
-      <w:r>
-        <w:rPr>
-          <w:sz w:val="18"/>
-          <w:szCs w:val="18"/>
-        </w:rPr>
-        <w:t>a</w:t>
-      </w:r>
-      <w:r>
-        <w:rPr>
-          <w:sz w:val="18"/>
-          <w:szCs w:val="18"/>
-        </w:rPr>
-        <w:t>udio</w:t>
-      </w:r>
-      <w:proofErr w:type="spellEnd"/>
-      <w:r>
-        <w:rPr>
-          <w:sz w:val="18"/>
-          <w:szCs w:val="18"/>
-        </w:rPr>
-        <w:t xml:space="preserve"> </w:t>
-      </w:r>
-      <w:r>
-        <w:rPr>
-          <w:sz w:val="18"/>
-          <w:szCs w:val="18"/>
-        </w:rPr>
-        <w:lastRenderedPageBreak/>
-        <w:t xml:space="preserve">directory of participant-isolated WAV files, while transcript processing was conducted on Google </w:t>
-      </w:r>
-      <w:proofErr w:type="spellStart"/>
-      <w:r>
-        <w:rPr>
-          <w:sz w:val="18"/>
-          <w:szCs w:val="18"/>
-        </w:rPr>
-        <w:t>Colab</w:t>
-      </w:r>
-      <w:proofErr w:type="spellEnd"/>
-      <w:r>
-        <w:rPr>
-          <w:sz w:val="18"/>
-          <w:szCs w:val="18"/>
-        </w:rPr>
-        <w:t>.</w:t>
       </w:r>
     </w:p>
     <w:p>
@@ -5837,7 +5668,7 @@
           <w:sz w:val="18"/>
           <w:szCs w:val="18"/>
         </w:rPr>
-        <w:t>Three evaluation configurations are applied: (</w:t>
+        <w:t xml:space="preserve">The experiments are all run on a desktop computer with an Intel Core i7 12650H processor and 16GB of RAM running on Windows 11. The software environment contains Python 3.12, </w:t>
       </w:r>
       <w:proofErr w:type="spellStart"/>
       <w:r>
@@ -5845,6 +5676,144 @@
           <w:sz w:val="18"/>
           <w:szCs w:val="18"/>
         </w:rPr>
+        <w:t>librosa</w:t>
+      </w:r>
+      <w:proofErr w:type="spellEnd"/>
+      <w:r>
+        <w:rPr>
+          <w:sz w:val="18"/>
+          <w:szCs w:val="18"/>
+        </w:rPr>
+        <w:t xml:space="preserve"> 0.10, </w:t>
+      </w:r>
+      <w:proofErr w:type="spellStart"/>
+      <w:r>
+        <w:rPr>
+          <w:sz w:val="18"/>
+          <w:szCs w:val="18"/>
+        </w:rPr>
+        <w:t>Parselmouth</w:t>
+      </w:r>
+      <w:proofErr w:type="spellEnd"/>
+      <w:r>
+        <w:rPr>
+          <w:sz w:val="18"/>
+          <w:szCs w:val="18"/>
+        </w:rPr>
+        <w:t xml:space="preserve"> 0.4, scikit-learn 1.4, </w:t>
+      </w:r>
+      <w:proofErr w:type="spellStart"/>
+      <w:r>
+        <w:rPr>
+          <w:sz w:val="18"/>
+          <w:szCs w:val="18"/>
+        </w:rPr>
+        <w:t>XGBoost</w:t>
+      </w:r>
+      <w:proofErr w:type="spellEnd"/>
+      <w:r>
+        <w:rPr>
+          <w:sz w:val="18"/>
+          <w:szCs w:val="18"/>
+        </w:rPr>
+        <w:t xml:space="preserve"> 2.0, </w:t>
+      </w:r>
+      <w:proofErr w:type="spellStart"/>
+      <w:r>
+        <w:rPr>
+          <w:sz w:val="18"/>
+          <w:szCs w:val="18"/>
+        </w:rPr>
+        <w:t>CatBoost</w:t>
+      </w:r>
+      <w:proofErr w:type="spellEnd"/>
+      <w:r>
+        <w:rPr>
+          <w:sz w:val="18"/>
+          <w:szCs w:val="18"/>
+        </w:rPr>
+        <w:t xml:space="preserve"> 1.2, sentence-transformers 2.7 and </w:t>
+      </w:r>
+      <w:proofErr w:type="spellStart"/>
+      <w:r>
+        <w:rPr>
+          <w:sz w:val="18"/>
+          <w:szCs w:val="18"/>
+        </w:rPr>
+        <w:t>PyTorch</w:t>
+      </w:r>
+      <w:proofErr w:type="spellEnd"/>
+      <w:r>
+        <w:rPr>
+          <w:sz w:val="18"/>
+          <w:szCs w:val="18"/>
+        </w:rPr>
+        <w:t xml:space="preserve"> 2.1. Feature extraction of audio files was carried out using </w:t>
+      </w:r>
+      <w:r>
+        <w:rPr>
+          <w:sz w:val="18"/>
+          <w:szCs w:val="18"/>
+        </w:rPr>
+        <w:lastRenderedPageBreak/>
+        <w:t xml:space="preserve">the directory of WAV files isolated for each participant, called </w:t>
+      </w:r>
+      <w:proofErr w:type="spellStart"/>
+      <w:r>
+        <w:rPr>
+          <w:sz w:val="18"/>
+          <w:szCs w:val="18"/>
+        </w:rPr>
+        <w:t>cleaned_audio</w:t>
+      </w:r>
+      <w:proofErr w:type="spellEnd"/>
+      <w:r>
+        <w:rPr>
+          <w:sz w:val="18"/>
+          <w:szCs w:val="18"/>
+        </w:rPr>
+        <w:t xml:space="preserve">, and the transcription process was done in Google </w:t>
+      </w:r>
+      <w:proofErr w:type="spellStart"/>
+      <w:r>
+        <w:rPr>
+          <w:sz w:val="18"/>
+          <w:szCs w:val="18"/>
+        </w:rPr>
+        <w:t>Colab</w:t>
+      </w:r>
+      <w:proofErr w:type="spellEnd"/>
+      <w:r>
+        <w:rPr>
+          <w:sz w:val="18"/>
+          <w:szCs w:val="18"/>
+        </w:rPr>
+        <w:t>.</w:t>
+      </w:r>
+    </w:p>
+    <w:p>
+      <w:pPr>
+        <w:spacing w:before="80" w:after="40" w:line="276" w:lineRule="auto"/>
+        <w:ind w:firstLine="720"/>
+        <w:jc w:val="both"/>
+        <w:rPr>
+          <w:sz w:val="18"/>
+          <w:szCs w:val="18"/>
+        </w:rPr>
+      </w:pPr>
+      <w:r>
+        <w:rPr>
+          <w:sz w:val="18"/>
+          <w:szCs w:val="18"/>
+        </w:rPr>
+        <w:t>Three different evaluation setups are used: (</w:t>
+      </w:r>
+      <w:proofErr w:type="spellStart"/>
+      <w:r>
+        <w:rPr>
+          <w:sz w:val="18"/>
+          <w:szCs w:val="18"/>
+        </w:rPr>
         <w:t>i</w:t>
       </w:r>
       <w:proofErr w:type="spellEnd"/>
@@ -5853,12 +5822,12 @@
           <w:sz w:val="18"/>
           <w:szCs w:val="18"/>
         </w:rPr>
-        <w:t>) a single train-test split (80:20), (ii) 5-fold stratified cross-validation, and (iii) 10-fold stratified cross-validation. Stratification preserves the class distribution across folds. Standard metrics are computed for each configuration:</w:t>
-      </w:r>
-    </w:p>
-    <w:p>
-      <w:pPr>
-        <w:spacing w:before="80" w:after="40"/>
+        <w:t>) one train-test split (80:20), (ii) 5-fold stratified cross validation, and (iii) 10-fold stratified cross validation. The class distribution is maintained through stratification. Standard metrics are computed for each configuration:</w:t>
+      </w:r>
+    </w:p>
+    <w:p>
+      <w:pPr>
+        <w:spacing w:before="80" w:after="40" w:line="276" w:lineRule="auto"/>
         <w:jc w:val="center"/>
         <w:rPr>
           <w:sz w:val="18"/>
@@ -5877,7 +5846,7 @@
     </w:p>
     <w:p>
       <w:pPr>
-        <w:spacing w:before="40" w:after="40"/>
+        <w:spacing w:before="40" w:after="40" w:line="276" w:lineRule="auto"/>
         <w:jc w:val="center"/>
         <w:rPr>
           <w:sz w:val="18"/>
@@ -5916,7 +5885,7 @@
     </w:p>
     <w:p>
       <w:pPr>
-        <w:spacing w:before="40" w:after="80"/>
+        <w:spacing w:before="40" w:after="80" w:line="276" w:lineRule="auto"/>
         <w:jc w:val="center"/>
         <w:rPr>
           <w:sz w:val="18"/>
@@ -5943,6 +5912,13 @@
           <w:szCs w:val="18"/>
         </w:rPr>
       </w:pPr>
+      <w:r>
+        <w:rPr>
+          <w:sz w:val="18"/>
+          <w:szCs w:val="18"/>
+        </w:rPr>
+        <w:t xml:space="preserve">All feature matrices were scaled before classification using the </w:t>
+      </w:r>
       <w:proofErr w:type="spellStart"/>
       <w:r>
         <w:rPr>
@@ -5957,7 +5933,7 @@
           <w:sz w:val="18"/>
           <w:szCs w:val="18"/>
         </w:rPr>
-        <w:t xml:space="preserve"> applied to all feature matrices prior to classification. For the Feedforward Neural Network, two hidden layers of dimensions 256 and 128 with </w:t>
+        <w:t xml:space="preserve">. The Feedforward Neural Network consists of 2 hidden layers of 256 and 128 units each trained with </w:t>
       </w:r>
       <w:proofErr w:type="spellStart"/>
       <w:r>
@@ -5973,19 +5949,8 @@
           <w:sz w:val="18"/>
           <w:szCs w:val="18"/>
         </w:rPr>
-        <w:t xml:space="preserve"> activation and dropout (p = 0.3) are trained using the Adam optimiser for 100 epochs with a learning rate of 0.001.</w:t>
-      </w:r>
-    </w:p>
-    <w:p>
-      <w:pPr>
-        <w:spacing w:before="80" w:after="80" w:line="276" w:lineRule="auto"/>
-        <w:ind w:firstLine="720"/>
-        <w:jc w:val="both"/>
-        <w:rPr>
-          <w:sz w:val="18"/>
-          <w:szCs w:val="18"/>
-        </w:rPr>
-      </w:pPr>
+        <w:t xml:space="preserve"> activation and dropout (p = 0.3); this is done for 100 epochs using the Adam optimiser with a learning rate of 0.001.</w:t>
+      </w:r>
     </w:p>
     <w:p>
       <w:pPr>
@@ -6035,22 +6000,50 @@
           <w:sz w:val="18"/>
           <w:szCs w:val="18"/>
         </w:rPr>
-        <w:t xml:space="preserve">The DAIC-WOZ dataset </w:t>
-      </w:r>
-      <w:r>
-        <w:rPr>
-          <w:sz w:val="18"/>
-          <w:szCs w:val="18"/>
-        </w:rPr>
-        <w:t>has a</w:t>
-      </w:r>
-      <w:r>
-        <w:rPr>
-          <w:sz w:val="18"/>
-          <w:szCs w:val="18"/>
-        </w:rPr>
-        <w:t xml:space="preserve"> class imbalance across the 423 participant-phase samples: 297 samples (70.2%) are labelled non-depressed and 126 samples (29.8%) are labelled depressed. Each of the three phases contains 141 samples with identical class proportions, confirming consistent stratification. Figure 6 illustrates the dataset class distribution.</w:t>
-      </w:r>
+        <w:t xml:space="preserve">The DAIC-WOZ data set is imbalanced with 297 (70.2%) samples </w:t>
+      </w:r>
+      <w:proofErr w:type="spellStart"/>
+      <w:r>
+        <w:rPr>
+          <w:sz w:val="18"/>
+          <w:szCs w:val="18"/>
+        </w:rPr>
+        <w:t>labeled</w:t>
+      </w:r>
+      <w:proofErr w:type="spellEnd"/>
+      <w:r>
+        <w:rPr>
+          <w:sz w:val="18"/>
+          <w:szCs w:val="18"/>
+        </w:rPr>
+        <w:t xml:space="preserve"> as non-depressed and 126 (29.8%) </w:t>
+      </w:r>
+      <w:proofErr w:type="spellStart"/>
+      <w:r>
+        <w:rPr>
+          <w:sz w:val="18"/>
+          <w:szCs w:val="18"/>
+        </w:rPr>
+        <w:t>labeled</w:t>
+      </w:r>
+      <w:proofErr w:type="spellEnd"/>
+      <w:r>
+        <w:rPr>
+          <w:sz w:val="18"/>
+          <w:szCs w:val="18"/>
+        </w:rPr>
+        <w:t xml:space="preserve"> as depressed in total 423 samples across the participant-phase. There are 141 samples in each of the three phases, and the class proportions are the same throughout the phases, indicating consistent stratification. The data set class distribution is shown in Figure 6.</w:t>
+      </w:r>
+    </w:p>
+    <w:p>
+      <w:pPr>
+        <w:spacing w:before="80" w:after="80" w:line="276" w:lineRule="auto"/>
+        <w:jc w:val="both"/>
+        <w:rPr>
+          <w:sz w:val="18"/>
+          <w:szCs w:val="18"/>
+        </w:rPr>
+      </w:pPr>
     </w:p>
     <w:p>
       <w:pPr>
@@ -6068,9 +6061,9 @@
           <w:szCs w:val="18"/>
         </w:rPr>
         <w:drawing>
-          <wp:inline distT="0" distB="0" distL="0" distR="0" wp14:anchorId="2F1C7C09" wp14:editId="2FC34458">
-            <wp:extent cx="3905250" cy="2885455"/>
-            <wp:effectExtent l="19050" t="19050" r="19050" b="10160"/>
+          <wp:inline distT="0" distB="0" distL="0" distR="0" wp14:anchorId="2F1C7C09" wp14:editId="75860A88">
+            <wp:extent cx="4245561" cy="3136900"/>
+            <wp:effectExtent l="19050" t="19050" r="22225" b="25400"/>
             <wp:docPr id="1152757407" name="Picture 1"/>
             <wp:cNvGraphicFramePr>
               <a:graphicFrameLocks xmlns:a="http://schemas.openxmlformats.org/drawingml/2006/main" noChangeAspect="1"/>
@@ -6083,7 +6076,7 @@
                     <pic:cNvPicPr/>
                   </pic:nvPicPr>
                   <pic:blipFill>
-                    <a:blip r:embed="rId17"/>
+                    <a:blip r:embed="rId16"/>
                     <a:stretch>
                       <a:fillRect/>
                     </a:stretch>
@@ -6091,7 +6084,7 @@
                   <pic:spPr>
                     <a:xfrm>
                       <a:off x="0" y="0"/>
-                      <a:ext cx="3938988" cy="2910383"/>
+                      <a:ext cx="4296628" cy="3174632"/>
                     </a:xfrm>
                     <a:prstGeom prst="rect">
                       <a:avLst/>
@@ -6161,21 +6154,7 @@
           <w:sz w:val="18"/>
           <w:szCs w:val="18"/>
         </w:rPr>
-        <w:t xml:space="preserve">Table 4 presents the performance of all six classifiers under 10-fold cross-validation for Phase 1 across text-only, audio-only, and multimodal feature configurations. The multimodal configuration consistently achieves the highest accuracy and balanced F1-scores across all models. Random Forest </w:t>
-      </w:r>
-      <w:r>
-        <w:rPr>
-          <w:sz w:val="18"/>
-          <w:szCs w:val="18"/>
-        </w:rPr>
-        <w:t>got</w:t>
-      </w:r>
-      <w:r>
-        <w:rPr>
-          <w:sz w:val="18"/>
-          <w:szCs w:val="18"/>
-        </w:rPr>
-        <w:t xml:space="preserve"> the best overall performance with 83.6% accuracy and F1-score of 0.71, followed by </w:t>
+        <w:t xml:space="preserve">The results of all six classifiers with 10-fold cross validation in Phase 1 with Text-only, Audio-only and multimodal feature configuration are shown in Table 4. Among all the models, the multimodal configuration yields the best accuracy and overall F1-scores. Random Forest got the best overall performance with 83.6% accuracy and F1-score of 0.71, followed by </w:t>
       </w:r>
       <w:proofErr w:type="spellStart"/>
       <w:r>
@@ -6191,7 +6170,7 @@
           <w:sz w:val="18"/>
           <w:szCs w:val="18"/>
         </w:rPr>
-        <w:t xml:space="preserve"> (82.3%, F1: 0.67) and SVM (82.5%, F1: 0.65). In the text-only configuration, </w:t>
+        <w:t xml:space="preserve"> (82.3%, F1: 0.67) and SVM (82.5%, F1: 0.65). </w:t>
       </w:r>
       <w:proofErr w:type="spellStart"/>
       <w:r>
@@ -6207,68 +6186,22 @@
           <w:sz w:val="18"/>
           <w:szCs w:val="18"/>
         </w:rPr>
-        <w:t xml:space="preserve"> </w:t>
-      </w:r>
-      <w:r>
-        <w:rPr>
-          <w:sz w:val="18"/>
-          <w:szCs w:val="18"/>
-        </w:rPr>
-        <w:t>has the best performance</w:t>
-      </w:r>
-      <w:r>
-        <w:rPr>
-          <w:sz w:val="18"/>
-          <w:szCs w:val="18"/>
-        </w:rPr>
-        <w:t xml:space="preserve"> with 83.9% accuracy, </w:t>
-      </w:r>
-      <w:r>
-        <w:rPr>
-          <w:sz w:val="18"/>
-          <w:szCs w:val="18"/>
-        </w:rPr>
-        <w:t>but</w:t>
-      </w:r>
-      <w:r>
-        <w:rPr>
-          <w:sz w:val="18"/>
-          <w:szCs w:val="18"/>
-        </w:rPr>
-        <w:t xml:space="preserve"> </w:t>
-      </w:r>
-      <w:r>
-        <w:rPr>
-          <w:sz w:val="18"/>
-          <w:szCs w:val="18"/>
-        </w:rPr>
-        <w:t xml:space="preserve">it had a </w:t>
-      </w:r>
-      <w:r>
-        <w:rPr>
-          <w:sz w:val="18"/>
-          <w:szCs w:val="18"/>
-        </w:rPr>
-        <w:t xml:space="preserve">lower recall for the depressed class. Audio-only models perform considerably worse, confirming that acoustic features alone are </w:t>
-      </w:r>
-      <w:r>
-        <w:rPr>
-          <w:sz w:val="18"/>
-          <w:szCs w:val="18"/>
-        </w:rPr>
-        <w:t>not sufficient</w:t>
-      </w:r>
-      <w:r>
-        <w:rPr>
-          <w:sz w:val="18"/>
-          <w:szCs w:val="18"/>
-        </w:rPr>
-        <w:t xml:space="preserve"> for reliable depression classification in this dataset.</w:t>
+        <w:t xml:space="preserve"> is the most accurate model in the text only configuration (83.9 % accuracy) with lower recall for the depressed class. A model that only uses acoustic information performs significantly worse, thus supporting the idea that acoustical information alone is not enough for reliable depression classification in this dataset.</w:t>
       </w:r>
     </w:p>
     <w:p>
       <w:pPr>
         <w:spacing w:before="80" w:after="80" w:line="276" w:lineRule="auto"/>
+        <w:jc w:val="both"/>
+        <w:rPr>
+          <w:sz w:val="18"/>
+          <w:szCs w:val="18"/>
+        </w:rPr>
+      </w:pPr>
+    </w:p>
+    <w:p>
+      <w:pPr>
+        <w:spacing w:before="80" w:after="80" w:line="276" w:lineRule="auto"/>
         <w:rPr>
           <w:sz w:val="18"/>
           <w:szCs w:val="18"/>
@@ -6281,22 +6214,102 @@
           <w:szCs w:val="18"/>
         </w:rPr>
         <w:drawing>
-          <wp:anchor distT="0" distB="0" distL="114300" distR="114300" simplePos="0" relativeHeight="251659264" behindDoc="1" locked="0" layoutInCell="1" allowOverlap="1" wp14:anchorId="53084E93" wp14:editId="3DEB5AA0">
+          <wp:anchor distT="0" distB="0" distL="114300" distR="114300" simplePos="0" relativeHeight="251658240" behindDoc="0" locked="0" layoutInCell="1" allowOverlap="1" wp14:anchorId="44D6671B" wp14:editId="201F5FDE">
             <wp:simplePos x="0" y="0"/>
             <wp:positionH relativeFrom="margin">
-              <wp:align>right</wp:align>
+              <wp:posOffset>-3810</wp:posOffset>
             </wp:positionH>
             <wp:positionV relativeFrom="paragraph">
-              <wp:posOffset>219710</wp:posOffset>
+              <wp:posOffset>284480</wp:posOffset>
             </wp:positionV>
-            <wp:extent cx="2820670" cy="1056640"/>
-            <wp:effectExtent l="0" t="0" r="0" b="0"/>
+            <wp:extent cx="4395470" cy="1327150"/>
+            <wp:effectExtent l="0" t="0" r="5080" b="6350"/>
+            <wp:wrapSquare wrapText="bothSides"/>
+            <wp:docPr id="965825334" name="Picture 1"/>
+            <wp:cNvGraphicFramePr>
+              <a:graphicFrameLocks xmlns:a="http://schemas.openxmlformats.org/drawingml/2006/main" noChangeAspect="1"/>
+            </wp:cNvGraphicFramePr>
+            <a:graphic xmlns:a="http://schemas.openxmlformats.org/drawingml/2006/main">
+              <a:graphicData uri="http://schemas.openxmlformats.org/drawingml/2006/picture">
+                <pic:pic xmlns:pic="http://schemas.openxmlformats.org/drawingml/2006/picture">
+                  <pic:nvPicPr>
+                    <pic:cNvPr id="965825334" name=""/>
+                    <pic:cNvPicPr/>
+                  </pic:nvPicPr>
+                  <pic:blipFill>
+                    <a:blip r:embed="rId17">
+                      <a:extLst>
+                        <a:ext uri="{28A0092B-C50C-407E-A947-70E740481C1C}">
+                          <a14:useLocalDpi xmlns:a14="http://schemas.microsoft.com/office/drawing/2010/main" val="0"/>
+                        </a:ext>
+                      </a:extLst>
+                    </a:blip>
+                    <a:stretch>
+                      <a:fillRect/>
+                    </a:stretch>
+                  </pic:blipFill>
+                  <pic:spPr>
+                    <a:xfrm>
+                      <a:off x="0" y="0"/>
+                      <a:ext cx="4395470" cy="1327150"/>
+                    </a:xfrm>
+                    <a:prstGeom prst="rect">
+                      <a:avLst/>
+                    </a:prstGeom>
+                  </pic:spPr>
+                </pic:pic>
+              </a:graphicData>
+            </a:graphic>
+            <wp14:sizeRelH relativeFrom="margin">
+              <wp14:pctWidth>0</wp14:pctWidth>
+            </wp14:sizeRelH>
+            <wp14:sizeRelV relativeFrom="margin">
+              <wp14:pctHeight>0</wp14:pctHeight>
+            </wp14:sizeRelV>
+          </wp:anchor>
+        </w:drawing>
+      </w:r>
+      <w:r>
+        <w:rPr>
+          <w:b/>
+          <w:bCs/>
+          <w:sz w:val="18"/>
+          <w:szCs w:val="18"/>
+        </w:rPr>
+        <w:t>Table 4. Model performance under 10-fold cross-validation, Phase 1.</w:t>
+      </w:r>
+    </w:p>
+    <w:p>
+      <w:pPr>
+        <w:spacing w:before="80" w:after="80" w:line="276" w:lineRule="auto"/>
+        <w:rPr>
+          <w:sz w:val="18"/>
+          <w:szCs w:val="18"/>
+        </w:rPr>
+      </w:pPr>
+      <w:r>
+        <w:rPr>
+          <w:noProof/>
+          <w:sz w:val="18"/>
+          <w:szCs w:val="18"/>
+        </w:rPr>
+        <w:drawing>
+          <wp:anchor distT="0" distB="0" distL="114300" distR="114300" simplePos="0" relativeHeight="251659264" behindDoc="1" locked="0" layoutInCell="1" allowOverlap="1" wp14:anchorId="53084E93" wp14:editId="49981D21">
+            <wp:simplePos x="0" y="0"/>
+            <wp:positionH relativeFrom="margin">
+              <wp:posOffset>8890</wp:posOffset>
+            </wp:positionH>
+            <wp:positionV relativeFrom="paragraph">
+              <wp:posOffset>1584960</wp:posOffset>
+            </wp:positionV>
+            <wp:extent cx="4395470" cy="1308100"/>
+            <wp:effectExtent l="0" t="0" r="5080" b="6350"/>
             <wp:wrapTight wrapText="bothSides">
               <wp:wrapPolygon edited="0">
                 <wp:start x="0" y="0"/>
-                <wp:lineTo x="0" y="21029"/>
-                <wp:lineTo x="21444" y="21029"/>
-                <wp:lineTo x="21444" y="0"/>
+                <wp:lineTo x="0" y="21390"/>
+                <wp:lineTo x="21531" y="21390"/>
+                <wp:lineTo x="21531" y="0"/>
                 <wp:lineTo x="0" y="0"/>
               </wp:wrapPolygon>
             </wp:wrapTight>
@@ -6326,7 +6339,7 @@
                   <pic:spPr>
                     <a:xfrm>
                       <a:off x="0" y="0"/>
-                      <a:ext cx="2820670" cy="1056640"/>
+                      <a:ext cx="4395470" cy="1308100"/>
                     </a:xfrm>
                     <a:prstGeom prst="rect">
                       <a:avLst/>
@@ -6344,6 +6357,15 @@
           </wp:anchor>
         </w:drawing>
       </w:r>
+    </w:p>
+    <w:p>
+      <w:pPr>
+        <w:spacing w:before="80" w:after="80" w:line="276" w:lineRule="auto"/>
+        <w:rPr>
+          <w:sz w:val="18"/>
+          <w:szCs w:val="18"/>
+        </w:rPr>
+      </w:pPr>
       <w:r>
         <w:rPr>
           <w:noProof/>
@@ -6351,18 +6373,18 @@
           <w:szCs w:val="18"/>
         </w:rPr>
         <w:drawing>
-          <wp:anchor distT="0" distB="0" distL="114300" distR="114300" simplePos="0" relativeHeight="251658240" behindDoc="0" locked="0" layoutInCell="1" allowOverlap="1" wp14:anchorId="44D6671B" wp14:editId="6DA8A2FD">
+          <wp:anchor distT="0" distB="0" distL="114300" distR="114300" simplePos="0" relativeHeight="251660288" behindDoc="1" locked="0" layoutInCell="1" allowOverlap="1" wp14:anchorId="70DE6FED" wp14:editId="1094429C">
             <wp:simplePos x="0" y="0"/>
             <wp:positionH relativeFrom="margin">
-              <wp:align>left</wp:align>
+              <wp:posOffset>-1905</wp:posOffset>
             </wp:positionH>
             <wp:positionV relativeFrom="paragraph">
-              <wp:posOffset>220980</wp:posOffset>
+              <wp:posOffset>1475740</wp:posOffset>
             </wp:positionV>
-            <wp:extent cx="2860675" cy="1059180"/>
-            <wp:effectExtent l="0" t="0" r="0" b="7620"/>
-            <wp:wrapSquare wrapText="bothSides"/>
-            <wp:docPr id="965825334" name="Picture 1"/>
+            <wp:extent cx="4395470" cy="1308100"/>
+            <wp:effectExtent l="0" t="0" r="5080" b="6350"/>
+            <wp:wrapTopAndBottom/>
+            <wp:docPr id="358522212" name="Picture 1"/>
             <wp:cNvGraphicFramePr>
               <a:graphicFrameLocks xmlns:a="http://schemas.openxmlformats.org/drawingml/2006/main" noChangeAspect="1"/>
             </wp:cNvGraphicFramePr>
@@ -6370,7 +6392,7 @@
               <a:graphicData uri="http://schemas.openxmlformats.org/drawingml/2006/picture">
                 <pic:pic xmlns:pic="http://schemas.openxmlformats.org/drawingml/2006/picture">
                   <pic:nvPicPr>
-                    <pic:cNvPr id="965825334" name=""/>
+                    <pic:cNvPr id="358522212" name=""/>
                     <pic:cNvPicPr/>
                   </pic:nvPicPr>
                   <pic:blipFill>
@@ -6388,7 +6410,7 @@
                   <pic:spPr>
                     <a:xfrm>
                       <a:off x="0" y="0"/>
-                      <a:ext cx="2861600" cy="1059415"/>
+                      <a:ext cx="4395470" cy="1308100"/>
                     </a:xfrm>
                     <a:prstGeom prst="rect">
                       <a:avLst/>
@@ -6400,95 +6422,12 @@
             <wp14:sizeRelH relativeFrom="margin">
               <wp14:pctWidth>0</wp14:pctWidth>
             </wp14:sizeRelH>
-          </wp:anchor>
-        </w:drawing>
-      </w:r>
-      <w:r>
-        <w:rPr>
-          <w:noProof/>
-          <w:sz w:val="18"/>
-          <w:szCs w:val="18"/>
-        </w:rPr>
-        <w:drawing>
-          <wp:anchor distT="0" distB="0" distL="114300" distR="114300" simplePos="0" relativeHeight="251660288" behindDoc="1" locked="0" layoutInCell="1" allowOverlap="1" wp14:anchorId="70DE6FED" wp14:editId="4B2B365D">
-            <wp:simplePos x="0" y="0"/>
-            <wp:positionH relativeFrom="margin">
-              <wp:align>center</wp:align>
-            </wp:positionH>
-            <wp:positionV relativeFrom="paragraph">
-              <wp:posOffset>1386897</wp:posOffset>
-            </wp:positionV>
-            <wp:extent cx="2802890" cy="1059180"/>
-            <wp:effectExtent l="0" t="0" r="0" b="7620"/>
-            <wp:wrapTopAndBottom/>
-            <wp:docPr id="358522212" name="Picture 1"/>
-            <wp:cNvGraphicFramePr>
-              <a:graphicFrameLocks xmlns:a="http://schemas.openxmlformats.org/drawingml/2006/main" noChangeAspect="1"/>
-            </wp:cNvGraphicFramePr>
-            <a:graphic xmlns:a="http://schemas.openxmlformats.org/drawingml/2006/main">
-              <a:graphicData uri="http://schemas.openxmlformats.org/drawingml/2006/picture">
-                <pic:pic xmlns:pic="http://schemas.openxmlformats.org/drawingml/2006/picture">
-                  <pic:nvPicPr>
-                    <pic:cNvPr id="358522212" name=""/>
-                    <pic:cNvPicPr/>
-                  </pic:nvPicPr>
-                  <pic:blipFill>
-                    <a:blip r:embed="rId20">
-                      <a:extLst>
-                        <a:ext uri="{28A0092B-C50C-407E-A947-70E740481C1C}">
-                          <a14:useLocalDpi xmlns:a14="http://schemas.microsoft.com/office/drawing/2010/main" val="0"/>
-                        </a:ext>
-                      </a:extLst>
-                    </a:blip>
-                    <a:stretch>
-                      <a:fillRect/>
-                    </a:stretch>
-                  </pic:blipFill>
-                  <pic:spPr>
-                    <a:xfrm>
-                      <a:off x="0" y="0"/>
-                      <a:ext cx="2802890" cy="1059180"/>
-                    </a:xfrm>
-                    <a:prstGeom prst="rect">
-                      <a:avLst/>
-                    </a:prstGeom>
-                  </pic:spPr>
-                </pic:pic>
-              </a:graphicData>
-            </a:graphic>
             <wp14:sizeRelV relativeFrom="margin">
               <wp14:pctHeight>0</wp14:pctHeight>
             </wp14:sizeRelV>
           </wp:anchor>
         </w:drawing>
       </w:r>
-      <w:r>
-        <w:rPr>
-          <w:b/>
-          <w:bCs/>
-          <w:sz w:val="18"/>
-          <w:szCs w:val="18"/>
-        </w:rPr>
-        <w:t>Table 4. Model performance under 10-fold cross-validation, Phase 1.</w:t>
-      </w:r>
-    </w:p>
-    <w:p>
-      <w:pPr>
-        <w:spacing w:before="80" w:after="80" w:line="276" w:lineRule="auto"/>
-        <w:rPr>
-          <w:sz w:val="18"/>
-          <w:szCs w:val="18"/>
-        </w:rPr>
-      </w:pPr>
-    </w:p>
-    <w:p>
-      <w:pPr>
-        <w:spacing w:before="80" w:after="80" w:line="276" w:lineRule="auto"/>
-        <w:rPr>
-          <w:sz w:val="18"/>
-          <w:szCs w:val="18"/>
-        </w:rPr>
-      </w:pPr>
     </w:p>
     <w:p>
       <w:pPr>
@@ -6505,6 +6444,7 @@
           <w:sz w:val="18"/>
           <w:szCs w:val="18"/>
         </w:rPr>
+        <w:lastRenderedPageBreak/>
         <w:drawing>
           <wp:inline distT="0" distB="0" distL="0" distR="0" wp14:anchorId="4CB86CB8" wp14:editId="50DA1F0D">
             <wp:extent cx="3978275" cy="2453255"/>
@@ -6521,7 +6461,7 @@
                     <pic:cNvPicPr/>
                   </pic:nvPicPr>
                   <pic:blipFill>
-                    <a:blip r:embed="rId21"/>
+                    <a:blip r:embed="rId20"/>
                     <a:stretch>
                       <a:fillRect/>
                     </a:stretch>
@@ -6583,13 +6523,12 @@
           <w:sz w:val="20"/>
           <w:szCs w:val="20"/>
         </w:rPr>
-        <w:lastRenderedPageBreak/>
         <w:t xml:space="preserve">4.2.3 Phase-wise Analysis. </w:t>
       </w:r>
     </w:p>
     <w:p>
       <w:pPr>
-        <w:spacing w:before="80" w:after="80" w:line="276" w:lineRule="auto"/>
+        <w:spacing w:before="120" w:line="276" w:lineRule="auto"/>
         <w:jc w:val="both"/>
         <w:rPr>
           <w:sz w:val="18"/>
@@ -6601,17 +6540,8 @@
           <w:sz w:val="18"/>
           <w:szCs w:val="18"/>
         </w:rPr>
-        <w:t>Table 5 presents the multimodal performance of all classifiers across the three conversational phases under 10-fold cross-validation. A consistent pattern emerges: Phase 1 yields the highest accuracy and F1-scores across all models, indicating that early interview responses carry the strongest discriminative depression signals. Performance degrades progressively through Phase 2 and Phase 3, with Phase 3 showing the largest drop. Random Forest achieves 83.6%, 79.3%, and 77.9% accuracy in Phases 1, 2, and 3 respectively, a trend mirrored across all classifiers.</w:t>
-      </w:r>
-    </w:p>
-    <w:p>
-      <w:pPr>
-        <w:spacing w:before="120"/>
-        <w:rPr>
-          <w:sz w:val="18"/>
-          <w:szCs w:val="18"/>
-        </w:rPr>
-      </w:pPr>
+        <w:t>The multimodal performance of all classifiers is given in Table 5 under 10-fold Cross-Validation for the three conversational phases. An important and consistent pattern emerges that in all the models, the accuracy and F1 scores are highest for Phase 1, showing that the early responses in the interview have the largest discriminative depression signals. The performance deteriorates gradually in Phase 2 and Phase 3 and is the worst in Phase 3. Similar results are seen for all classifiers with random forest obtaining 83.6%, 79.3% and 77.9% accuracy in Phases 1, 2 and 3 respectively.</w:t>
+      </w:r>
     </w:p>
     <w:p>
       <w:pPr>
@@ -6646,9 +6576,9 @@
           <w:szCs w:val="18"/>
         </w:rPr>
         <w:drawing>
-          <wp:inline distT="0" distB="0" distL="0" distR="0" wp14:anchorId="5C03CF4A" wp14:editId="4088519A">
-            <wp:extent cx="4340225" cy="868680"/>
-            <wp:effectExtent l="0" t="0" r="3175" b="7620"/>
+          <wp:inline distT="0" distB="0" distL="0" distR="0" wp14:anchorId="5C03CF4A" wp14:editId="5484254B">
+            <wp:extent cx="4340225" cy="933450"/>
+            <wp:effectExtent l="0" t="0" r="3175" b="0"/>
             <wp:docPr id="440418304" name="Picture 1"/>
             <wp:cNvGraphicFramePr>
               <a:graphicFrameLocks xmlns:a="http://schemas.openxmlformats.org/drawingml/2006/main" noChangeAspect="1"/>
@@ -6661,7 +6591,7 @@
                     <pic:cNvPicPr/>
                   </pic:nvPicPr>
                   <pic:blipFill>
-                    <a:blip r:embed="rId22"/>
+                    <a:blip r:embed="rId21"/>
                     <a:stretch>
                       <a:fillRect/>
                     </a:stretch>
@@ -6669,7 +6599,7 @@
                   <pic:spPr>
                     <a:xfrm>
                       <a:off x="0" y="0"/>
-                      <a:ext cx="4416011" cy="883848"/>
+                      <a:ext cx="4416028" cy="949753"/>
                     </a:xfrm>
                     <a:prstGeom prst="rect">
                       <a:avLst/>
@@ -6706,10 +6636,11 @@
           <w:sz w:val="18"/>
           <w:szCs w:val="18"/>
         </w:rPr>
+        <w:lastRenderedPageBreak/>
         <w:drawing>
-          <wp:inline distT="0" distB="0" distL="0" distR="0" wp14:anchorId="6C6715E0" wp14:editId="6D75F963">
-            <wp:extent cx="4206875" cy="2062888"/>
-            <wp:effectExtent l="19050" t="19050" r="22225" b="13970"/>
+          <wp:inline distT="0" distB="0" distL="0" distR="0" wp14:anchorId="6C6715E0" wp14:editId="5CADBCBA">
+            <wp:extent cx="3962400" cy="1943007"/>
+            <wp:effectExtent l="19050" t="19050" r="19050" b="19685"/>
             <wp:docPr id="1732343568" name="Picture 1"/>
             <wp:cNvGraphicFramePr>
               <a:graphicFrameLocks xmlns:a="http://schemas.openxmlformats.org/drawingml/2006/main" noChangeAspect="1"/>
@@ -6722,7 +6653,7 @@
                     <pic:cNvPicPr/>
                   </pic:nvPicPr>
                   <pic:blipFill>
-                    <a:blip r:embed="rId23"/>
+                    <a:blip r:embed="rId22"/>
                     <a:stretch>
                       <a:fillRect/>
                     </a:stretch>
@@ -6730,7 +6661,7 @@
                   <pic:spPr>
                     <a:xfrm>
                       <a:off x="0" y="0"/>
-                      <a:ext cx="4237206" cy="2077761"/>
+                      <a:ext cx="4017344" cy="1969950"/>
                     </a:xfrm>
                     <a:prstGeom prst="rect">
                       <a:avLst/>
@@ -6792,7 +6723,6 @@
           <w:sz w:val="18"/>
           <w:szCs w:val="18"/>
         </w:rPr>
-        <w:lastRenderedPageBreak/>
         <w:drawing>
           <wp:inline distT="0" distB="0" distL="0" distR="0" wp14:anchorId="4D336F03" wp14:editId="3B82CF9B">
             <wp:extent cx="3650615" cy="2046948"/>
@@ -6809,7 +6739,7 @@
                     <pic:cNvPicPr/>
                   </pic:nvPicPr>
                   <pic:blipFill>
-                    <a:blip r:embed="rId24"/>
+                    <a:blip r:embed="rId23"/>
                     <a:stretch>
                       <a:fillRect/>
                     </a:stretch>
@@ -6886,16 +6816,14 @@
         <w:rPr>
           <w:sz w:val="18"/>
           <w:szCs w:val="18"/>
-          <w:lang w:val="en-US"/>
-        </w:rPr>
-        <w:t xml:space="preserve">We did an analysis to see which features are important. We used the Random Forest classifier model on the features we got from Phase 1. The results show that some features from the SBERT embeddings are really important for classifying things. The features sbert_std_56, sbert_std_5 and sbert_mean_7 are the important ones. We also saw that some acoustic and speech features, like </w:t>
+        </w:rPr>
+        <w:t xml:space="preserve">We conducted an analysis of which features are important. We applied the Random Forest classifier model to the features that we obtained from Phase 1. The results indicate that there are some features that are indeed very valuable for the task of classification from the SBERT embeddings. The features sbert_std_56, sbert_std_5 and sbert_mean_7 are the important ones. We also saw that some acoustic and speech features, like </w:t>
       </w:r>
       <w:proofErr w:type="spellStart"/>
       <w:r>
         <w:rPr>
           <w:sz w:val="18"/>
           <w:szCs w:val="18"/>
-          <w:lang w:val="en-US"/>
         </w:rPr>
         <w:t>pause_std</w:t>
       </w:r>
@@ -6904,7 +6832,6 @@
         <w:rPr>
           <w:sz w:val="18"/>
           <w:szCs w:val="18"/>
-          <w:lang w:val="en-US"/>
         </w:rPr>
         <w:t xml:space="preserve">, </w:t>
       </w:r>
@@ -6913,7 +6840,6 @@
         <w:rPr>
           <w:sz w:val="18"/>
           <w:szCs w:val="18"/>
-          <w:lang w:val="en-US"/>
         </w:rPr>
         <w:t>pause_mean</w:t>
       </w:r>
@@ -6922,7 +6848,6 @@
         <w:rPr>
           <w:sz w:val="18"/>
           <w:szCs w:val="18"/>
-          <w:lang w:val="en-US"/>
         </w:rPr>
         <w:t xml:space="preserve"> MFCC-1 mean and </w:t>
       </w:r>
@@ -6931,7 +6856,6 @@
         <w:rPr>
           <w:sz w:val="18"/>
           <w:szCs w:val="18"/>
-          <w:lang w:val="en-US"/>
         </w:rPr>
         <w:t>spectral_contrast_std</w:t>
       </w:r>
@@ -6940,7 +6864,6 @@
         <w:rPr>
           <w:sz w:val="18"/>
           <w:szCs w:val="18"/>
-          <w:lang w:val="en-US"/>
         </w:rPr>
         <w:t xml:space="preserve"> are important </w:t>
       </w:r>
@@ -6950,7 +6873,6 @@
         <w:rPr>
           <w:sz w:val="18"/>
           <w:szCs w:val="18"/>
-          <w:lang w:val="en-US"/>
         </w:rPr>
         <w:t>too.The</w:t>
       </w:r>
@@ -6960,35 +6882,16 @@
         <w:rPr>
           <w:sz w:val="18"/>
           <w:szCs w:val="18"/>
-          <w:lang w:val="en-US"/>
-        </w:rPr>
-        <w:t xml:space="preserve"> SBERT features that show the mean and standard deviation are really important. This shows that the way words are related to each other and the way they sound are both important</w:t>
-      </w:r>
-      <w:r>
-        <w:rPr>
-          <w:sz w:val="18"/>
-          <w:szCs w:val="18"/>
-        </w:rPr>
-        <w:t>.</w:t>
-      </w:r>
-    </w:p>
-    <w:p>
-      <w:pPr>
-        <w:spacing w:before="80" w:after="80" w:line="276" w:lineRule="auto"/>
-        <w:ind w:firstLine="720"/>
-        <w:jc w:val="both"/>
-        <w:rPr>
-          <w:sz w:val="18"/>
-          <w:szCs w:val="18"/>
-          <w:lang w:val="en-US"/>
-        </w:rPr>
-      </w:pPr>
-      <w:r>
-        <w:rPr>
-          <w:sz w:val="18"/>
-          <w:szCs w:val="18"/>
-        </w:rPr>
-        <w:t>The SBERT features and the acoustic features all work together to help us understand what is going on. The SBERT features like sbert_std_56 and sbert_mean_7 are still really important. Figure 10 presents the top 20 features by importance.</w:t>
+        </w:rPr>
+        <w:t xml:space="preserve"> SBERT displays the mean and standard deviation are of paramount importance. This demonstrates that the meanings of words and their sound patterns are significant. All of the features in the SBERT are complemented by the acoustic features, which all help us to understand what's happening. Still very important features of the </w:t>
+      </w:r>
+      <w:r>
+        <w:rPr>
+          <w:sz w:val="18"/>
+          <w:szCs w:val="18"/>
+        </w:rPr>
+        <w:lastRenderedPageBreak/>
+        <w:t>SBERT are like sbert_std_56 and sbert_mean_7. The most important 20 features are given in figure 10.</w:t>
       </w:r>
     </w:p>
     <w:p>
@@ -7022,7 +6925,7 @@
                     <pic:cNvPicPr/>
                   </pic:nvPicPr>
                   <pic:blipFill>
-                    <a:blip r:embed="rId25"/>
+                    <a:blip r:embed="rId24"/>
                     <a:stretch>
                       <a:fillRect/>
                     </a:stretch>
@@ -7084,7 +6987,6 @@
           <w:sz w:val="20"/>
           <w:szCs w:val="20"/>
         </w:rPr>
-        <w:lastRenderedPageBreak/>
         <w:t xml:space="preserve">4.2.5 Confusion Matrix. </w:t>
       </w:r>
     </w:p>
@@ -7118,7 +7020,25 @@
           <w:sz w:val="18"/>
           <w:szCs w:val="18"/>
         </w:rPr>
-        <w:t xml:space="preserve"> cross-validation on the Phase 1 data. The confusion matrix tells us that the multimodal Random Forest model is the best among the other selected models at classifying things. It does not make mistakes when it says someone is not depressed when they really are. This is very important in screening because missing a depressed person is a bigger problem, than saying someone is depressed when they are not. The multimodal Random Forest model is doing a job with this.</w:t>
+        <w:t xml:space="preserve"> cross-validation on the Phase 1 data. The confusion matrix will give us an idea that the multimodal Random Forest is the best model among the other models selected for classification. It doesn't make mistakes when it says that something isn't depressed when it is. This is very important when screening, as missing a depressed individual is worse than saying that a person is depressed when they aren't. This is being accomplished by the multimodal Random Forest model. The validation / system performance evaluation was </w:t>
+      </w:r>
+      <w:proofErr w:type="spellStart"/>
+      <w:proofErr w:type="gramStart"/>
+      <w:r>
+        <w:rPr>
+          <w:sz w:val="18"/>
+          <w:szCs w:val="18"/>
+        </w:rPr>
+        <w:t>performed.Validation</w:t>
+      </w:r>
+      <w:proofErr w:type="spellEnd"/>
+      <w:proofErr w:type="gramEnd"/>
+      <w:r>
+        <w:rPr>
+          <w:sz w:val="18"/>
+          <w:szCs w:val="18"/>
+        </w:rPr>
+        <w:t xml:space="preserve"> / System Performance Evaluation was conducted.</w:t>
       </w:r>
     </w:p>
     <w:p>
@@ -7137,9 +7057,9 @@
           <w:szCs w:val="18"/>
         </w:rPr>
         <w:drawing>
-          <wp:inline distT="0" distB="0" distL="0" distR="0" wp14:anchorId="2CAFBF42" wp14:editId="1B91D14E">
-            <wp:extent cx="2827655" cy="2348394"/>
-            <wp:effectExtent l="19050" t="19050" r="10795" b="13970"/>
+          <wp:inline distT="0" distB="0" distL="0" distR="0" wp14:anchorId="2CAFBF42" wp14:editId="238C6E33">
+            <wp:extent cx="2508250" cy="2083126"/>
+            <wp:effectExtent l="19050" t="19050" r="25400" b="12700"/>
             <wp:docPr id="401989178" name="Picture 1"/>
             <wp:cNvGraphicFramePr>
               <a:graphicFrameLocks xmlns:a="http://schemas.openxmlformats.org/drawingml/2006/main" noChangeAspect="1"/>
@@ -7152,7 +7072,7 @@
                     <pic:cNvPicPr/>
                   </pic:nvPicPr>
                   <pic:blipFill>
-                    <a:blip r:embed="rId26"/>
+                    <a:blip r:embed="rId25"/>
                     <a:stretch>
                       <a:fillRect/>
                     </a:stretch>
@@ -7160,7 +7080,7 @@
                   <pic:spPr>
                     <a:xfrm>
                       <a:off x="0" y="0"/>
-                      <a:ext cx="2934912" cy="2437472"/>
+                      <a:ext cx="2622643" cy="2178131"/>
                     </a:xfrm>
                     <a:prstGeom prst="rect">
                       <a:avLst/>
@@ -7202,6 +7122,7 @@
         <w:pStyle w:val="Heading1"/>
       </w:pPr>
       <w:r>
+        <w:lastRenderedPageBreak/>
         <w:t>5. Validation / System Performance Evaluation</w:t>
       </w:r>
     </w:p>
@@ -7219,7 +7140,7 @@
           <w:sz w:val="18"/>
           <w:szCs w:val="18"/>
         </w:rPr>
-        <w:t>The experimental results yield several analytically significant observations regarding the effectiveness of the proposed system. The consistent superiority of the multimodal configuration over both unimodal baselines confirms that acoustic and linguistic modalities provide complementary and largely non-redundant information about depressive states. While text-only models leveraging Sentence-BERT embeddings perform comparably to multimodal systems in terms of raw accuracy (</w:t>
+        <w:t>From the experimental results several significant analytical observations are made about the effectiveness of the proposed system. However, the clear superiority of the multimodal configuration over both unimodal configurations is consistent with the fact that acoustic and linguistic modalities provide complementary and, to a large extent, non-redundant information about depressive states. Compared with the multimodal models, the models based on only text have similar overall performance in terms of absolute accuracy (</w:t>
       </w:r>
       <w:proofErr w:type="spellStart"/>
       <w:r>
@@ -7235,7 +7156,7 @@
           <w:sz w:val="18"/>
           <w:szCs w:val="18"/>
         </w:rPr>
-        <w:t xml:space="preserve"> text-only: 83.9% vs. Random Forest multimodal: 83.6% in Phase 1), the multimodal configuration achieves more balanced precision-recall trade-offs, which is of greater clinical significance in screening applications.</w:t>
+        <w:t xml:space="preserve"> text-only: 83.9% vs. Random Forest multimodal: 83.6% in Phase 1), but produce more balanced precision-recall curves, which has more clinical relevance in screening applications.</w:t>
       </w:r>
     </w:p>
     <w:p>
@@ -7253,7 +7174,23 @@
           <w:sz w:val="18"/>
           <w:szCs w:val="18"/>
         </w:rPr>
-        <w:t>The pronounced performance advantage of Phase 1 over subsequent phases is particularly noteworthy. Early interview segments, during which participants are responding to introductory and self-referential questions, appear to contain the richest depression indicators. This aligns with clinical observations that depressed individuals exhibit constrained vocabulary, heightened first-person singular pronoun use, and altered prosodic contours when discussing personal states. As the interview progresses toward more structured and topic-constrained dialogue in Phases 2 and 3, these distinctive behavioural patterns may become less pronounced or more variable, reducing classifier discriminability.</w:t>
+        <w:t xml:space="preserve">It is notable that the Phase 1 performance is so much better than later phases. The most conducive interview segments seem to be those in which the participants are answering introductory and self-referential questions, where the richest indicators of depression are present. This is in line with clinical experience that depressed patients use limited words, more first-person singular pronouns and modified prosodic patterns while talking about their feelings. In Phases 2 and 3 of the </w:t>
+      </w:r>
+      <w:proofErr w:type="gramStart"/>
+      <w:r>
+        <w:rPr>
+          <w:sz w:val="18"/>
+          <w:szCs w:val="18"/>
+        </w:rPr>
+        <w:t>interview</w:t>
+      </w:r>
+      <w:proofErr w:type="gramEnd"/>
+      <w:r>
+        <w:rPr>
+          <w:sz w:val="18"/>
+          <w:szCs w:val="18"/>
+        </w:rPr>
+        <w:t xml:space="preserve"> these unique patterns of behaviour might become less common or more inconsistent as the interview becomes more topic-specific and structured, making classifiers less likely to distinguish the speaker.</w:t>
       </w:r>
     </w:p>
     <w:p>
@@ -7271,8 +7208,7 @@
           <w:sz w:val="18"/>
           <w:szCs w:val="18"/>
         </w:rPr>
-        <w:lastRenderedPageBreak/>
-        <w:t xml:space="preserve">The strong performance of </w:t>
+        <w:t xml:space="preserve">The good performance on text only features is due to the regularised gradient boosting mechanism used by </w:t>
       </w:r>
       <w:proofErr w:type="spellStart"/>
       <w:r>
@@ -7288,7 +7224,7 @@
           <w:sz w:val="18"/>
           <w:szCs w:val="18"/>
         </w:rPr>
-        <w:t xml:space="preserve"> on text-only features is attributable to its regularised gradient boosting mechanism, which effectively handles the high-dimensional (777-feature) SBERT-dominated feature space. Conversely, Random Forest’s superiority in the multimodal configuration suggests that ensemble decision-tree approaches are well-suited to the heterogeneous acoustic-linguistic feature space. The relatively weaker performance of the Feedforward Neural Network, despite achieving high recall for the depressed class, indicates high false-positive rates in this dataset size regime, confirming that deep learning approaches require larger datasets to generalise reliably.</w:t>
+        <w:t>, which works well with the high dimensional (777-features) SBERT dominated feature space. On the contrary, the superiority of the Random Forest model in the multimodal configuration indicates that ensemble decision-tree models work well with the heterogeneous space of acoustic-linguistic features. The Feedforward Neural Network performed generally poorly, although it had very high recall for the depressed class, this suggests that in this regime of data size there is a high false positive rate, which is consistent with smaller data sets being required for deep learning to be reliable across generalisation.</w:t>
       </w:r>
     </w:p>
     <w:p>
@@ -7306,7 +7242,7 @@
           <w:sz w:val="18"/>
           <w:szCs w:val="18"/>
         </w:rPr>
-        <w:t>The audio-only configuration’s substantially lower performance across all models and phases highlights the limitations of acoustic features when analysed in isolation. The high precision but low recall of audio-only Random Forest (e.g., 52.0% precision, 31.0% recall, Phase 1) indicates that while certain acoustic patterns are specific to depression, they are insufficient to capture the full spectrum of depressive behavioural markers without linguistic context.</w:t>
+        <w:t>All the audio-only models and phases perform significantly worse than the audio-visual-only models, revealing the shortcomings of audio-only features as a standalone element. The high precision but low recall of audio-only Random Forest (e.g., 52.0% precision, 31.0% recall, Phase 1) suggests that there might be some acoustic patterns that are specific to depression but which alone are not enough to cover the range of depressive behavioural markers when using only the auditory information.</w:t>
       </w:r>
     </w:p>
     <w:p>
@@ -7324,17 +7260,8 @@
           <w:sz w:val="18"/>
           <w:szCs w:val="18"/>
         </w:rPr>
-        <w:t>The preprocessing pipeline’s contribution is evidenced by the feature quality: extracting participant-only audio using ground-truth timestamps eliminates cross-speaker contamination, directly improving the reliability of prosodic and energy-based features. Similarly, transcript cleaning ensures that semantic embeddings reflect genuine participant language use rather than artefactual annotation noise.</w:t>
-      </w:r>
-    </w:p>
-    <w:p>
-      <w:pPr>
-        <w:spacing w:before="200"/>
-        <w:rPr>
-          <w:sz w:val="18"/>
-          <w:szCs w:val="18"/>
-        </w:rPr>
-      </w:pPr>
+        <w:t>The preprocessing pipeline is reflected in the quality of the features which the pipeline produces: Using ground-truth timestamps, participant-only audio has been extracted, thus directly affecting the reliability of features based on prosody and energies. Likewise, transcript cleaning means that the semantic embedding is an accurate representation of the language used by participants and not of annotations that are artifacts.</w:t>
+      </w:r>
     </w:p>
     <w:p>
       <w:pPr>
@@ -7342,23 +7269,6 @@
       </w:pPr>
       <w:r>
         <w:t>6. Discussions on Contributions</w:t>
-      </w:r>
-    </w:p>
-    <w:p>
-      <w:pPr>
-        <w:spacing w:before="80" w:after="80" w:line="276" w:lineRule="auto"/>
-        <w:jc w:val="both"/>
-        <w:rPr>
-          <w:sz w:val="18"/>
-          <w:szCs w:val="18"/>
-        </w:rPr>
-      </w:pPr>
-      <w:r>
-        <w:rPr>
-          <w:sz w:val="18"/>
-          <w:szCs w:val="18"/>
-        </w:rPr>
-        <w:t>This study contributes to the field of computational mental health analysis through several methodologically distinct advances. First, the preprocessing-centric design philosophy—in which participant isolation, spectral filtering, and transcript cleaning are treated as primary determinants of downstream feature quality rather than afterthoughts—offers a replicable and rigorous data preparation framework applicable to other clinical interview datasets.</w:t>
       </w:r>
     </w:p>
     <w:p>
@@ -7376,7 +7286,31 @@
           <w:sz w:val="18"/>
           <w:szCs w:val="18"/>
         </w:rPr>
-        <w:t>Second, the phase-wise conversational segmentation is a novel analytical dimension that moves beyond the prevailing whole-interview analysis paradigm. By demonstrating that Phase 1 features are systematically more discriminative than those from later phases, this work provides actionable insight for the design of shorter, targeted screening instruments that focus on early interview responses.</w:t>
+        <w:t xml:space="preserve">This study makes a number of methodologically unique contributions to the field of computational mental health analysis. The first is the design philosophy of the preprocessing; it is a philosophy that puts the focus of the data preparation on the isolation of the participants, spectral filtering and transcript cleaning as primary goals of data preparation and not as afterthoughts necessary to achieve optimal features for downstream </w:t>
+      </w:r>
+      <w:proofErr w:type="spellStart"/>
+      <w:r>
+        <w:rPr>
+          <w:sz w:val="18"/>
+          <w:szCs w:val="18"/>
+        </w:rPr>
+        <w:t>analyses.The</w:t>
+      </w:r>
+      <w:proofErr w:type="spellEnd"/>
+      <w:r>
+        <w:rPr>
+          <w:sz w:val="18"/>
+          <w:szCs w:val="18"/>
+        </w:rPr>
+        <w:t xml:space="preserve"> first is the </w:t>
+      </w:r>
+      <w:r>
+        <w:rPr>
+          <w:sz w:val="18"/>
+          <w:szCs w:val="18"/>
+        </w:rPr>
+        <w:lastRenderedPageBreak/>
+        <w:t>design philosophy of the preprocessing; in this design philosophy, primary goals of the data preparation are to isolate the data of the participants, spectral filtering and cleaning of the transcripts, and these are not tasks that are carried out once the features are extracted, in order to obtain good ones for downstream analysis.</w:t>
       </w:r>
     </w:p>
     <w:p>
@@ -7394,7 +7328,7 @@
           <w:sz w:val="18"/>
           <w:szCs w:val="18"/>
         </w:rPr>
-        <w:t>Third, the comprehensive feature engineering approach—combining 132 acoustic features including MFCCs with delta coefficients, voice quality measures (jitter, shimmer, HNR), and a full complement of spectral descriptors with 777 text features including Sentence-BERT semantic embeddings and linguistic markers—creates a rich, interpretable 909-dimensional multimodal representation that does not rely on black-box end-to-end deep learning architectures.</w:t>
+        <w:t>Secondly, the phase-wise conversational segmentation is a novel analytical dimension that goes beyond the current paradigm of whole interview analysis. This research also shows that features from Phase 1 are systematically more discriminative than features from later phases, which means that there is actionable knowledge in the design of a shorter, more targeted screening instrument that targets early interview responses.</w:t>
       </w:r>
     </w:p>
     <w:p>
@@ -7412,90 +7346,14 @@
           <w:sz w:val="18"/>
           <w:szCs w:val="18"/>
         </w:rPr>
-        <w:t xml:space="preserve">Fourth, the systematic comparative evaluation across six classifiers, three evaluation protocols, three conversational phases, and three modality configurations generates a comprehensive performance landscape that provides clear empirical guidance for model selection in clinical NLP applications. The identification of </w:t>
-      </w:r>
-      <w:proofErr w:type="spellStart"/>
-      <w:r>
-        <w:rPr>
-          <w:sz w:val="18"/>
-          <w:szCs w:val="18"/>
-        </w:rPr>
-        <w:t>CatBoost</w:t>
-      </w:r>
-      <w:proofErr w:type="spellEnd"/>
-      <w:r>
-        <w:rPr>
-          <w:sz w:val="18"/>
-          <w:szCs w:val="18"/>
-        </w:rPr>
-        <w:t xml:space="preserve"> as the strongest text-only model and Random Forest as the best multimodal model offers practically actionable recommendations.</w:t>
-      </w:r>
-    </w:p>
-    <w:p>
-      <w:pPr>
-        <w:spacing w:before="200"/>
-        <w:rPr>
-          <w:sz w:val="18"/>
-          <w:szCs w:val="18"/>
-        </w:rPr>
-      </w:pPr>
-    </w:p>
-    <w:p>
-      <w:pPr>
-        <w:pStyle w:val="Heading1"/>
-      </w:pPr>
-      <w:r>
-        <w:lastRenderedPageBreak/>
-        <w:t>7. Conclusion and Future Scope</w:t>
-      </w:r>
-    </w:p>
-    <w:p>
-      <w:pPr>
-        <w:spacing w:before="80" w:after="80" w:line="276" w:lineRule="auto"/>
-        <w:jc w:val="both"/>
-        <w:rPr>
-          <w:sz w:val="18"/>
-          <w:szCs w:val="18"/>
-        </w:rPr>
-      </w:pPr>
-      <w:r>
-        <w:rPr>
-          <w:sz w:val="18"/>
-          <w:szCs w:val="18"/>
-        </w:rPr>
-        <w:t>This paper presented a preprocessing-focused multimodal framework for automated depression detection from clinical interview data. Operating on the DAIC-WOZ corpus, the system extracted 132 acoustic and 777 linguistic features per participant-phase record, evaluated six machine learning classifiers across three conversational phases and multiple cross-validation protocols. Key findings establish that: (</w:t>
-      </w:r>
-      <w:proofErr w:type="spellStart"/>
-      <w:r>
-        <w:rPr>
-          <w:sz w:val="18"/>
-          <w:szCs w:val="18"/>
-        </w:rPr>
-        <w:t>i</w:t>
-      </w:r>
-      <w:proofErr w:type="spellEnd"/>
-      <w:r>
-        <w:rPr>
-          <w:sz w:val="18"/>
-          <w:szCs w:val="18"/>
-        </w:rPr>
-        <w:t xml:space="preserve">) the multimodal configuration consistently outperforms unimodal baselines, achieving 83.6% accuracy and 0.71 F1-score with Random Forest under 10-fold cross-validation; (ii) Phase 1 features provide the strongest depression discrimination, suggesting that early interview responses carry the richest behavioural indicators; and (iii) </w:t>
-      </w:r>
-      <w:proofErr w:type="spellStart"/>
-      <w:r>
-        <w:rPr>
-          <w:sz w:val="18"/>
-          <w:szCs w:val="18"/>
-        </w:rPr>
-        <w:t>CatBoost</w:t>
-      </w:r>
-      <w:proofErr w:type="spellEnd"/>
-      <w:r>
-        <w:rPr>
-          <w:sz w:val="18"/>
-          <w:szCs w:val="18"/>
-        </w:rPr>
-        <w:t xml:space="preserve"> and Random Forest are the most reliable classifiers for this task, with deep learning models requiring larger datasets to demonstrate their full potential.</w:t>
+        <w:t>Then</w:t>
+      </w:r>
+      <w:r>
+        <w:rPr>
+          <w:sz w:val="18"/>
+          <w:szCs w:val="18"/>
+        </w:rPr>
+        <w:t>, the multimodal representation of the acoustic features, which was built using an extensive feature engineering process (132 acoustic features such as MFCCs with delta coefficients, along with voice quality measures (jitter, shimmer, HNR)), along with a full set of the spectral descriptors, and the text features (777 text features, including Sentence-BERT semantic embeddings and linguistic markers), results in a rich, interpretable 909-dimensional representation that does not rely on black-box end-to-end deep learning architectures.</w:t>
       </w:r>
     </w:p>
     <w:p>
@@ -7513,21 +7371,14 @@
           <w:sz w:val="18"/>
           <w:szCs w:val="18"/>
         </w:rPr>
-        <w:t>Several limitations should be acknowledged. The DAIC-WOZ dataset, while widely used, contains 141 participants</w:t>
-      </w:r>
-      <w:r>
-        <w:rPr>
-          <w:sz w:val="18"/>
-          <w:szCs w:val="18"/>
-        </w:rPr>
-        <w:t xml:space="preserve"> </w:t>
-      </w:r>
-      <w:r>
-        <w:rPr>
-          <w:sz w:val="18"/>
-          <w:szCs w:val="18"/>
-        </w:rPr>
-        <w:t>a sample size that may limit generalisation, particularly for deep learning models. The class imbalance (70:30) may bias classifiers toward the majority class. Pause features derived from transcript timestamps may not perfectly reflect true acoustic pause distributions. Future work will address these limitations through: (</w:t>
+        <w:t>At last</w:t>
+      </w:r>
+      <w:r>
+        <w:rPr>
+          <w:sz w:val="18"/>
+          <w:szCs w:val="18"/>
+        </w:rPr>
+        <w:t xml:space="preserve">, the systematic, comparative evaluations are carried out over six classifiers, three evaluation protocols, three conversational phases and three modality configurations, resulting in a detailed performance panorama that can give sound empirical directions to choose models for clinical NLP tasks. The comparison results of the models, which show that </w:t>
       </w:r>
       <w:proofErr w:type="spellStart"/>
       <w:r>
@@ -7535,6 +7386,47 @@
           <w:sz w:val="18"/>
           <w:szCs w:val="18"/>
         </w:rPr>
+        <w:t>CatBoost</w:t>
+      </w:r>
+      <w:proofErr w:type="spellEnd"/>
+      <w:r>
+        <w:rPr>
+          <w:sz w:val="18"/>
+          <w:szCs w:val="18"/>
+        </w:rPr>
+        <w:t xml:space="preserve"> is the strongest text-only model and Random Forest is the strongest multimodal model, practically give them a hint for action.</w:t>
+      </w:r>
+    </w:p>
+    <w:p>
+      <w:pPr>
+        <w:pStyle w:val="Heading1"/>
+      </w:pPr>
+      <w:r>
+        <w:t>7. Conclusion and Future Scope</w:t>
+      </w:r>
+    </w:p>
+    <w:p>
+      <w:pPr>
+        <w:spacing w:before="80" w:after="80" w:line="276" w:lineRule="auto"/>
+        <w:jc w:val="both"/>
+        <w:rPr>
+          <w:sz w:val="18"/>
+          <w:szCs w:val="18"/>
+        </w:rPr>
+      </w:pPr>
+      <w:r>
+        <w:rPr>
+          <w:sz w:val="18"/>
+          <w:szCs w:val="18"/>
+        </w:rPr>
+        <w:t>In this paper, a multimodal framework for depression detection based on clinical interview data was introduced, focusing on the preprocessing stage. The system extracted 132 acoustic and 777 linguistic features per participant-phase record, tested six machine learning classifiers for each of three conversational phases and multiple cross validation procedures on the DAIC-WOZ corpus. Key findings include: (</w:t>
+      </w:r>
+      <w:proofErr w:type="spellStart"/>
+      <w:r>
+        <w:rPr>
+          <w:sz w:val="18"/>
+          <w:szCs w:val="18"/>
+        </w:rPr>
         <w:t>i</w:t>
       </w:r>
       <w:proofErr w:type="spellEnd"/>
@@ -7543,7 +7435,7 @@
           <w:sz w:val="18"/>
           <w:szCs w:val="18"/>
         </w:rPr>
-        <w:t xml:space="preserve">) application of transformer-based language models (e.g., </w:t>
+        <w:t xml:space="preserve">) baseline unimodal models are outperformed by the multimodal configuration, which achieves 83.6% accuracy and 0.71 F1-score with Random Forest under 10-fold cross-validation; (ii) the accuracy of the models is highest in Phase 1, suggesting that early responses in interviews contain the richest information about depression behaviour; and (iii) </w:t>
       </w:r>
       <w:proofErr w:type="spellStart"/>
       <w:r>
@@ -7551,6 +7443,56 @@
           <w:sz w:val="18"/>
           <w:szCs w:val="18"/>
         </w:rPr>
+        <w:t>CatBoost</w:t>
+      </w:r>
+      <w:proofErr w:type="spellEnd"/>
+      <w:r>
+        <w:rPr>
+          <w:sz w:val="18"/>
+          <w:szCs w:val="18"/>
+        </w:rPr>
+        <w:t xml:space="preserve"> and Random Forest are the most reliable classifiers for this task, while deep learning models require larger datasets to fully realize their potential.</w:t>
+      </w:r>
+    </w:p>
+    <w:p>
+      <w:pPr>
+        <w:spacing w:before="80" w:after="80" w:line="276" w:lineRule="auto"/>
+        <w:ind w:firstLine="720"/>
+        <w:jc w:val="both"/>
+        <w:rPr>
+          <w:sz w:val="18"/>
+          <w:szCs w:val="18"/>
+        </w:rPr>
+      </w:pPr>
+      <w:r>
+        <w:rPr>
+          <w:sz w:val="18"/>
+          <w:szCs w:val="18"/>
+        </w:rPr>
+        <w:t>There are some restrictions to be noted. Although widely used, the DAIC-WOZ data set includes 141 participants which might constrain generalization, especially for deep learning models. The class imbalance (70:30) can cause a bias of classifiers toward the majority class. Pause types based on transcript timestamps may not be exactly accurate representations of the actual pause distributions. These limitations will be covered in future work by: (</w:t>
+      </w:r>
+      <w:proofErr w:type="spellStart"/>
+      <w:r>
+        <w:rPr>
+          <w:sz w:val="18"/>
+          <w:szCs w:val="18"/>
+        </w:rPr>
+        <w:t>i</w:t>
+      </w:r>
+      <w:proofErr w:type="spellEnd"/>
+      <w:r>
+        <w:rPr>
+          <w:sz w:val="18"/>
+          <w:szCs w:val="18"/>
+        </w:rPr>
+        <w:t xml:space="preserve">) adopting transformer-based language models (e.g., </w:t>
+      </w:r>
+      <w:proofErr w:type="spellStart"/>
+      <w:r>
+        <w:rPr>
+          <w:sz w:val="18"/>
+          <w:szCs w:val="18"/>
+        </w:rPr>
         <w:t>RoBERTa</w:t>
       </w:r>
       <w:proofErr w:type="spellEnd"/>
@@ -7575,17 +7517,8 @@
           <w:sz w:val="18"/>
           <w:szCs w:val="18"/>
         </w:rPr>
-        <w:t>) for richer semantic feature extraction; (ii) exploration of attention-based multimodal fusion architectures; (iii) extension to larger and more demographically diverse corpora; (iv) integration of real-time audio processing for clinical screening applications; and (v) investigation of cross-corpus generalisation to assess robustness across different interview protocols and recording conditions.</w:t>
-      </w:r>
-    </w:p>
-    <w:p>
-      <w:pPr>
-        <w:spacing w:before="200"/>
-        <w:rPr>
-          <w:sz w:val="18"/>
-          <w:szCs w:val="18"/>
-        </w:rPr>
-      </w:pPr>
+        <w:t>) to obtain more detailed semantic feature extraction; (ii) examining attention-based multimodal fusion architectures; (iii) expanding to larger and more demographically diverse corpora; (iv) incorporating real-time audio processing for clinical screening applications; and (v) studying cross-corpus generalisation to evaluate robustness across various interview protocols and recording conditions.</w:t>
+      </w:r>
     </w:p>
     <w:p>
       <w:pPr>
@@ -7602,6 +7535,7 @@
           <w:sz w:val="20"/>
           <w:szCs w:val="20"/>
         </w:rPr>
+        <w:lastRenderedPageBreak/>
         <w:t>References</w:t>
       </w:r>
     </w:p>
@@ -7795,424 +7729,15 @@
     <w:p>
       <w:pPr>
         <w:spacing w:before="60" w:after="60"/>
-        <w:ind w:left="360" w:hanging="360"/>
         <w:rPr>
           <w:sz w:val="18"/>
           <w:szCs w:val="18"/>
           <w:lang w:val="en-US"/>
         </w:rPr>
       </w:pPr>
-      <w:r>
-        <w:rPr>
-          <w:sz w:val="18"/>
-          <w:szCs w:val="18"/>
-          <w:lang w:val="en-US"/>
-        </w:rPr>
-        <w:br w:type="page"/>
-      </w:r>
-    </w:p>
-    <w:p>
-      <w:pPr>
-        <w:spacing w:before="60" w:after="60"/>
-        <w:ind w:left="360" w:hanging="360"/>
-        <w:rPr>
-          <w:sz w:val="18"/>
-          <w:szCs w:val="18"/>
-          <w:lang w:val="en-US"/>
-        </w:rPr>
-      </w:pPr>
-      <w:r>
-        <w:rPr>
-          <w:noProof/>
-        </w:rPr>
-        <w:lastRenderedPageBreak/>
-        <w:drawing>
-          <wp:inline distT="0" distB="0" distL="0" distR="0" wp14:anchorId="27B2A2A8" wp14:editId="42EABA26">
-            <wp:extent cx="4396740" cy="5689600"/>
-            <wp:effectExtent l="0" t="0" r="3810" b="6350"/>
-            <wp:docPr id="62644656" name="Picture 6"/>
-            <wp:cNvGraphicFramePr>
-              <a:graphicFrameLocks xmlns:a="http://schemas.openxmlformats.org/drawingml/2006/main" noChangeAspect="1"/>
-            </wp:cNvGraphicFramePr>
-            <a:graphic xmlns:a="http://schemas.openxmlformats.org/drawingml/2006/main">
-              <a:graphicData uri="http://schemas.openxmlformats.org/drawingml/2006/picture">
-                <pic:pic xmlns:pic="http://schemas.openxmlformats.org/drawingml/2006/picture">
-                  <pic:nvPicPr>
-                    <pic:cNvPr id="0" name="Picture 26"/>
-                    <pic:cNvPicPr>
-                      <a:picLocks noChangeAspect="1" noChangeArrowheads="1"/>
-                    </pic:cNvPicPr>
-                  </pic:nvPicPr>
-                  <pic:blipFill>
-                    <a:blip r:embed="rId27" cstate="print">
-                      <a:extLst>
-                        <a:ext uri="{28A0092B-C50C-407E-A947-70E740481C1C}">
-                          <a14:useLocalDpi xmlns:a14="http://schemas.microsoft.com/office/drawing/2010/main" val="0"/>
-                        </a:ext>
-                      </a:extLst>
-                    </a:blip>
-                    <a:srcRect/>
-                    <a:stretch>
-                      <a:fillRect/>
-                    </a:stretch>
-                  </pic:blipFill>
-                  <pic:spPr bwMode="auto">
-                    <a:xfrm>
-                      <a:off x="0" y="0"/>
-                      <a:ext cx="4396740" cy="5689600"/>
-                    </a:xfrm>
-                    <a:prstGeom prst="rect">
-                      <a:avLst/>
-                    </a:prstGeom>
-                    <a:noFill/>
-                    <a:ln>
-                      <a:noFill/>
-                    </a:ln>
-                  </pic:spPr>
-                </pic:pic>
-              </a:graphicData>
-            </a:graphic>
-          </wp:inline>
-        </w:drawing>
-      </w:r>
-    </w:p>
-    <w:p>
-      <w:pPr>
-        <w:spacing w:before="60" w:after="60"/>
-        <w:ind w:left="360" w:hanging="360"/>
-        <w:rPr>
-          <w:sz w:val="18"/>
-          <w:szCs w:val="18"/>
-          <w:lang w:val="en-US"/>
-        </w:rPr>
-      </w:pPr>
-      <w:r>
-        <w:rPr>
-          <w:sz w:val="18"/>
-          <w:szCs w:val="18"/>
-          <w:lang w:val="en-US"/>
-        </w:rPr>
-        <w:br w:type="page"/>
-      </w:r>
-    </w:p>
-    <w:p>
-      <w:pPr>
-        <w:spacing w:before="60" w:after="60"/>
-        <w:ind w:left="360" w:hanging="360"/>
-        <w:rPr>
-          <w:sz w:val="18"/>
-          <w:szCs w:val="18"/>
-          <w:lang w:val="en-US"/>
-        </w:rPr>
-      </w:pPr>
-      <w:r>
-        <w:rPr>
-          <w:noProof/>
-        </w:rPr>
-        <w:lastRenderedPageBreak/>
-        <w:drawing>
-          <wp:inline distT="0" distB="0" distL="0" distR="0" wp14:anchorId="6CAF26E3" wp14:editId="11E2BFF4">
-            <wp:extent cx="4396740" cy="5689600"/>
-            <wp:effectExtent l="0" t="0" r="3810" b="6350"/>
-            <wp:docPr id="1703556713" name="Picture 7"/>
-            <wp:cNvGraphicFramePr>
-              <a:graphicFrameLocks xmlns:a="http://schemas.openxmlformats.org/drawingml/2006/main" noChangeAspect="1"/>
-            </wp:cNvGraphicFramePr>
-            <a:graphic xmlns:a="http://schemas.openxmlformats.org/drawingml/2006/main">
-              <a:graphicData uri="http://schemas.openxmlformats.org/drawingml/2006/picture">
-                <pic:pic xmlns:pic="http://schemas.openxmlformats.org/drawingml/2006/picture">
-                  <pic:nvPicPr>
-                    <pic:cNvPr id="0" name="Picture 28"/>
-                    <pic:cNvPicPr>
-                      <a:picLocks noChangeAspect="1" noChangeArrowheads="1"/>
-                    </pic:cNvPicPr>
-                  </pic:nvPicPr>
-                  <pic:blipFill>
-                    <a:blip r:embed="rId28" cstate="print">
-                      <a:extLst>
-                        <a:ext uri="{28A0092B-C50C-407E-A947-70E740481C1C}">
-                          <a14:useLocalDpi xmlns:a14="http://schemas.microsoft.com/office/drawing/2010/main" val="0"/>
-                        </a:ext>
-                      </a:extLst>
-                    </a:blip>
-                    <a:srcRect/>
-                    <a:stretch>
-                      <a:fillRect/>
-                    </a:stretch>
-                  </pic:blipFill>
-                  <pic:spPr bwMode="auto">
-                    <a:xfrm>
-                      <a:off x="0" y="0"/>
-                      <a:ext cx="4396740" cy="5689600"/>
-                    </a:xfrm>
-                    <a:prstGeom prst="rect">
-                      <a:avLst/>
-                    </a:prstGeom>
-                    <a:noFill/>
-                    <a:ln>
-                      <a:noFill/>
-                    </a:ln>
-                  </pic:spPr>
-                </pic:pic>
-              </a:graphicData>
-            </a:graphic>
-          </wp:inline>
-        </w:drawing>
-      </w:r>
-    </w:p>
-    <w:p>
-      <w:pPr>
-        <w:spacing w:before="60" w:after="60"/>
-        <w:ind w:left="360" w:hanging="360"/>
-        <w:rPr>
-          <w:sz w:val="18"/>
-          <w:szCs w:val="18"/>
-          <w:lang w:val="en-US"/>
-        </w:rPr>
-      </w:pPr>
-      <w:r>
-        <w:rPr>
-          <w:sz w:val="18"/>
-          <w:szCs w:val="18"/>
-          <w:lang w:val="en-US"/>
-        </w:rPr>
-        <w:br w:type="page"/>
-      </w:r>
-    </w:p>
-    <w:p>
-      <w:pPr>
-        <w:spacing w:before="60" w:after="60"/>
-        <w:ind w:left="360" w:hanging="360"/>
-        <w:rPr>
-          <w:sz w:val="18"/>
-          <w:szCs w:val="18"/>
-          <w:lang w:val="en-US"/>
-        </w:rPr>
-      </w:pPr>
-      <w:r>
-        <w:rPr>
-          <w:noProof/>
-        </w:rPr>
-        <w:lastRenderedPageBreak/>
-        <w:drawing>
-          <wp:inline distT="0" distB="0" distL="0" distR="0" wp14:anchorId="081F0141" wp14:editId="6E4616BA">
-            <wp:extent cx="4396740" cy="5689600"/>
-            <wp:effectExtent l="0" t="0" r="3810" b="6350"/>
-            <wp:docPr id="55023086" name="Picture 8"/>
-            <wp:cNvGraphicFramePr>
-              <a:graphicFrameLocks xmlns:a="http://schemas.openxmlformats.org/drawingml/2006/main" noChangeAspect="1"/>
-            </wp:cNvGraphicFramePr>
-            <a:graphic xmlns:a="http://schemas.openxmlformats.org/drawingml/2006/main">
-              <a:graphicData uri="http://schemas.openxmlformats.org/drawingml/2006/picture">
-                <pic:pic xmlns:pic="http://schemas.openxmlformats.org/drawingml/2006/picture">
-                  <pic:nvPicPr>
-                    <pic:cNvPr id="0" name="Picture 30"/>
-                    <pic:cNvPicPr>
-                      <a:picLocks noChangeAspect="1" noChangeArrowheads="1"/>
-                    </pic:cNvPicPr>
-                  </pic:nvPicPr>
-                  <pic:blipFill>
-                    <a:blip r:embed="rId29" cstate="print">
-                      <a:extLst>
-                        <a:ext uri="{28A0092B-C50C-407E-A947-70E740481C1C}">
-                          <a14:useLocalDpi xmlns:a14="http://schemas.microsoft.com/office/drawing/2010/main" val="0"/>
-                        </a:ext>
-                      </a:extLst>
-                    </a:blip>
-                    <a:srcRect/>
-                    <a:stretch>
-                      <a:fillRect/>
-                    </a:stretch>
-                  </pic:blipFill>
-                  <pic:spPr bwMode="auto">
-                    <a:xfrm>
-                      <a:off x="0" y="0"/>
-                      <a:ext cx="4396740" cy="5689600"/>
-                    </a:xfrm>
-                    <a:prstGeom prst="rect">
-                      <a:avLst/>
-                    </a:prstGeom>
-                    <a:noFill/>
-                    <a:ln>
-                      <a:noFill/>
-                    </a:ln>
-                  </pic:spPr>
-                </pic:pic>
-              </a:graphicData>
-            </a:graphic>
-          </wp:inline>
-        </w:drawing>
-      </w:r>
-    </w:p>
-    <w:p>
-      <w:pPr>
-        <w:spacing w:before="60" w:after="60"/>
-        <w:ind w:left="360" w:hanging="360"/>
-        <w:rPr>
-          <w:sz w:val="18"/>
-          <w:szCs w:val="18"/>
-          <w:lang w:val="en-US"/>
-        </w:rPr>
-      </w:pPr>
-      <w:r>
-        <w:rPr>
-          <w:sz w:val="18"/>
-          <w:szCs w:val="18"/>
-          <w:lang w:val="en-US"/>
-        </w:rPr>
-        <w:br w:type="page"/>
-      </w:r>
-    </w:p>
-    <w:p>
-      <w:pPr>
-        <w:spacing w:before="60" w:after="60"/>
-        <w:ind w:left="360" w:hanging="360"/>
-        <w:rPr>
-          <w:sz w:val="18"/>
-          <w:szCs w:val="18"/>
-          <w:lang w:val="en-US"/>
-        </w:rPr>
-      </w:pPr>
-      <w:r>
-        <w:rPr>
-          <w:noProof/>
-        </w:rPr>
-        <w:lastRenderedPageBreak/>
-        <w:drawing>
-          <wp:inline distT="0" distB="0" distL="0" distR="0" wp14:anchorId="5E5589CA" wp14:editId="4D631C6B">
-            <wp:extent cx="4396740" cy="5689600"/>
-            <wp:effectExtent l="0" t="0" r="3810" b="6350"/>
-            <wp:docPr id="1966614805" name="Picture 9"/>
-            <wp:cNvGraphicFramePr>
-              <a:graphicFrameLocks xmlns:a="http://schemas.openxmlformats.org/drawingml/2006/main" noChangeAspect="1"/>
-            </wp:cNvGraphicFramePr>
-            <a:graphic xmlns:a="http://schemas.openxmlformats.org/drawingml/2006/main">
-              <a:graphicData uri="http://schemas.openxmlformats.org/drawingml/2006/picture">
-                <pic:pic xmlns:pic="http://schemas.openxmlformats.org/drawingml/2006/picture">
-                  <pic:nvPicPr>
-                    <pic:cNvPr id="0" name="Picture 32"/>
-                    <pic:cNvPicPr>
-                      <a:picLocks noChangeAspect="1" noChangeArrowheads="1"/>
-                    </pic:cNvPicPr>
-                  </pic:nvPicPr>
-                  <pic:blipFill>
-                    <a:blip r:embed="rId30" cstate="print">
-                      <a:extLst>
-                        <a:ext uri="{28A0092B-C50C-407E-A947-70E740481C1C}">
-                          <a14:useLocalDpi xmlns:a14="http://schemas.microsoft.com/office/drawing/2010/main" val="0"/>
-                        </a:ext>
-                      </a:extLst>
-                    </a:blip>
-                    <a:srcRect/>
-                    <a:stretch>
-                      <a:fillRect/>
-                    </a:stretch>
-                  </pic:blipFill>
-                  <pic:spPr bwMode="auto">
-                    <a:xfrm>
-                      <a:off x="0" y="0"/>
-                      <a:ext cx="4396740" cy="5689600"/>
-                    </a:xfrm>
-                    <a:prstGeom prst="rect">
-                      <a:avLst/>
-                    </a:prstGeom>
-                    <a:noFill/>
-                    <a:ln>
-                      <a:noFill/>
-                    </a:ln>
-                  </pic:spPr>
-                </pic:pic>
-              </a:graphicData>
-            </a:graphic>
-          </wp:inline>
-        </w:drawing>
-      </w:r>
-    </w:p>
-    <w:p>
-      <w:pPr>
-        <w:spacing w:before="60" w:after="60"/>
-        <w:ind w:left="360" w:hanging="360"/>
-        <w:rPr>
-          <w:sz w:val="18"/>
-          <w:szCs w:val="18"/>
-          <w:lang w:val="en-US"/>
-        </w:rPr>
-      </w:pPr>
-      <w:r>
-        <w:rPr>
-          <w:sz w:val="18"/>
-          <w:szCs w:val="18"/>
-          <w:lang w:val="en-US"/>
-        </w:rPr>
-        <w:br w:type="page"/>
-      </w:r>
-    </w:p>
-    <w:p>
-      <w:pPr>
-        <w:spacing w:before="60" w:after="60"/>
-        <w:ind w:left="360" w:hanging="360"/>
-        <w:rPr>
-          <w:sz w:val="18"/>
-          <w:szCs w:val="18"/>
-          <w:lang w:val="en-US"/>
-        </w:rPr>
-      </w:pPr>
-      <w:r>
-        <w:rPr>
-          <w:noProof/>
-        </w:rPr>
-        <w:lastRenderedPageBreak/>
-        <w:drawing>
-          <wp:inline distT="0" distB="0" distL="0" distR="0" wp14:anchorId="6800C0D7" wp14:editId="4F7EC547">
-            <wp:extent cx="4396740" cy="5689600"/>
-            <wp:effectExtent l="0" t="0" r="3810" b="6350"/>
-            <wp:docPr id="463699888" name="Picture 10"/>
-            <wp:cNvGraphicFramePr>
-              <a:graphicFrameLocks xmlns:a="http://schemas.openxmlformats.org/drawingml/2006/main" noChangeAspect="1"/>
-            </wp:cNvGraphicFramePr>
-            <a:graphic xmlns:a="http://schemas.openxmlformats.org/drawingml/2006/main">
-              <a:graphicData uri="http://schemas.openxmlformats.org/drawingml/2006/picture">
-                <pic:pic xmlns:pic="http://schemas.openxmlformats.org/drawingml/2006/picture">
-                  <pic:nvPicPr>
-                    <pic:cNvPr id="0" name="Picture 34"/>
-                    <pic:cNvPicPr>
-                      <a:picLocks noChangeAspect="1" noChangeArrowheads="1"/>
-                    </pic:cNvPicPr>
-                  </pic:nvPicPr>
-                  <pic:blipFill>
-                    <a:blip r:embed="rId31" cstate="print">
-                      <a:extLst>
-                        <a:ext uri="{28A0092B-C50C-407E-A947-70E740481C1C}">
-                          <a14:useLocalDpi xmlns:a14="http://schemas.microsoft.com/office/drawing/2010/main" val="0"/>
-                        </a:ext>
-                      </a:extLst>
-                    </a:blip>
-                    <a:srcRect/>
-                    <a:stretch>
-                      <a:fillRect/>
-                    </a:stretch>
-                  </pic:blipFill>
-                  <pic:spPr bwMode="auto">
-                    <a:xfrm>
-                      <a:off x="0" y="0"/>
-                      <a:ext cx="4396740" cy="5689600"/>
-                    </a:xfrm>
-                    <a:prstGeom prst="rect">
-                      <a:avLst/>
-                    </a:prstGeom>
-                    <a:noFill/>
-                    <a:ln>
-                      <a:noFill/>
-                    </a:ln>
-                  </pic:spPr>
-                </pic:pic>
-              </a:graphicData>
-            </a:graphic>
-          </wp:inline>
-        </w:drawing>
-      </w:r>
     </w:p>
     <w:sectPr>
+      <w:footerReference w:type="default" r:id="rId26"/>
       <w:pgSz w:w="11906" w:h="16838"/>
       <w:pgMar w:top="2952" w:right="2491" w:bottom="2952" w:left="2491" w:header="708" w:footer="708" w:gutter="0"/>
       <w:cols w:space="720"/>
@@ -8423,6 +7948,232 @@
 <file path=word/numbering.xml><?xml version="1.0" encoding="utf-8"?>
 <w:numbering xmlns:wpc="http://schemas.microsoft.com/office/word/2010/wordprocessingCanvas" xmlns:cx="http://schemas.microsoft.com/office/drawing/2014/chartex" xmlns:cx1="http://schemas.microsoft.com/office/drawing/2015/9/8/chartex" xmlns:cx2="http://schemas.microsoft.com/office/drawing/2015/10/21/chartex" xmlns:cx3="http://schemas.microsoft.com/office/drawing/2016/5/9/chartex" xmlns:cx4="http://schemas.microsoft.com/office/drawing/2016/5/10/chartex" xmlns:cx5="http://schemas.microsoft.com/office/drawing/2016/5/11/chartex" xmlns:cx6="http://schemas.microsoft.com/office/drawing/2016/5/12/chartex" xmlns:cx7="http://schemas.microsoft.com/office/drawing/2016/5/13/chartex" xmlns:cx8="http://schemas.microsoft.com/office/drawing/2016/5/14/chartex" xmlns:mc="http://schemas.openxmlformats.org/markup-compatibility/2006" xmlns:aink="http://schemas.microsoft.com/office/drawing/2016/ink" xmlns:am3d="http://schemas.microsoft.com/office/drawing/2017/model3d" xmlns:o="urn:schemas-microsoft-com:office:office" xmlns:oel="http://schemas.microsoft.com/office/2019/extlst" xmlns:r="http://schemas.openxmlformats.org/officeDocument/2006/relationships" xmlns:m="http://schemas.openxmlformats.org/officeDocument/2006/math" xmlns:v="urn:schemas-microsoft-com:vml" xmlns:wp14="http://schemas.microsoft.com/office/word/2010/wordprocessingDrawing" xmlns:wp="http://schemas.openxmlformats.org/drawingml/2006/wordprocessingDrawing" xmlns:w10="urn:schemas-microsoft-com:office:word" xmlns:w="http://schemas.openxmlformats.org/wordprocessingml/2006/main" xmlns:w14="http://schemas.microsoft.com/office/word/2010/wordml" xmlns:w15="http://schemas.microsoft.com/office/word/2012/wordml" xmlns:w16cex="http://schemas.microsoft.com/office/word/2018/wordml/cex" xmlns:w16cid="http://schemas.microsoft.com/office/word/2016/wordml/cid" xmlns:w16="http://schemas.microsoft.com/office/word/2018/wordml" xmlns:w16du="http://schemas.microsoft.com/office/word/2023/wordml/word16du" xmlns:w16sdtdh="http://schemas.microsoft.com/office/word/2020/wordml/sdtdatahash" xmlns:w16sdtfl="http://schemas.microsoft.com/office/word/2024/wordml/sdtformatlock" xmlns:w16se="http://schemas.microsoft.com/office/word/2015/wordml/symex" xmlns:wpg="http://schemas.microsoft.com/office/word/2010/wordprocessingGroup" xmlns:wpi="http://schemas.microsoft.com/office/word/2010/wordprocessingInk" xmlns:wne="http://schemas.microsoft.com/office/word/2006/wordml" xmlns:wps="http://schemas.microsoft.com/office/word/2010/wordprocessingShape" mc:Ignorable="w14 w15 w16se w16cid w16 w16cex w16sdtdh w16sdtfl w16du wp14">
   <w:abstractNum w:abstractNumId="0" w15:restartNumberingAfterBreak="0">
+    <w:nsid w:val="35F25064"/>
+    <w:multiLevelType w:val="hybridMultilevel"/>
+    <w:tmpl w:val="83CCAC5C"/>
+    <w:lvl w:ilvl="0" w:tplc="04090001">
+      <w:start w:val="1"/>
+      <w:numFmt w:val="bullet"/>
+      <w:lvlText w:val=""/>
+      <w:lvlJc w:val="left"/>
+      <w:pPr>
+        <w:ind w:left="720" w:hanging="360"/>
+      </w:pPr>
+      <w:rPr>
+        <w:rFonts w:ascii="Symbol" w:hAnsi="Symbol" w:hint="default"/>
+      </w:rPr>
+    </w:lvl>
+    <w:lvl w:ilvl="1" w:tplc="04090003" w:tentative="1">
+      <w:start w:val="1"/>
+      <w:numFmt w:val="bullet"/>
+      <w:lvlText w:val="o"/>
+      <w:lvlJc w:val="left"/>
+      <w:pPr>
+        <w:ind w:left="1440" w:hanging="360"/>
+      </w:pPr>
+      <w:rPr>
+        <w:rFonts w:ascii="Courier New" w:hAnsi="Courier New" w:cs="Courier New" w:hint="default"/>
+      </w:rPr>
+    </w:lvl>
+    <w:lvl w:ilvl="2" w:tplc="04090005" w:tentative="1">
+      <w:start w:val="1"/>
+      <w:numFmt w:val="bullet"/>
+      <w:lvlText w:val=""/>
+      <w:lvlJc w:val="left"/>
+      <w:pPr>
+        <w:ind w:left="2160" w:hanging="360"/>
+      </w:pPr>
+      <w:rPr>
+        <w:rFonts w:ascii="Wingdings" w:hAnsi="Wingdings" w:hint="default"/>
+      </w:rPr>
+    </w:lvl>
+    <w:lvl w:ilvl="3" w:tplc="04090001" w:tentative="1">
+      <w:start w:val="1"/>
+      <w:numFmt w:val="bullet"/>
+      <w:lvlText w:val=""/>
+      <w:lvlJc w:val="left"/>
+      <w:pPr>
+        <w:ind w:left="2880" w:hanging="360"/>
+      </w:pPr>
+      <w:rPr>
+        <w:rFonts w:ascii="Symbol" w:hAnsi="Symbol" w:hint="default"/>
+      </w:rPr>
+    </w:lvl>
+    <w:lvl w:ilvl="4" w:tplc="04090003" w:tentative="1">
+      <w:start w:val="1"/>
+      <w:numFmt w:val="bullet"/>
+      <w:lvlText w:val="o"/>
+      <w:lvlJc w:val="left"/>
+      <w:pPr>
+        <w:ind w:left="3600" w:hanging="360"/>
+      </w:pPr>
+      <w:rPr>
+        <w:rFonts w:ascii="Courier New" w:hAnsi="Courier New" w:cs="Courier New" w:hint="default"/>
+      </w:rPr>
+    </w:lvl>
+    <w:lvl w:ilvl="5" w:tplc="04090005" w:tentative="1">
+      <w:start w:val="1"/>
+      <w:numFmt w:val="bullet"/>
+      <w:lvlText w:val=""/>
+      <w:lvlJc w:val="left"/>
+      <w:pPr>
+        <w:ind w:left="4320" w:hanging="360"/>
+      </w:pPr>
+      <w:rPr>
+        <w:rFonts w:ascii="Wingdings" w:hAnsi="Wingdings" w:hint="default"/>
+      </w:rPr>
+    </w:lvl>
+    <w:lvl w:ilvl="6" w:tplc="04090001" w:tentative="1">
+      <w:start w:val="1"/>
+      <w:numFmt w:val="bullet"/>
+      <w:lvlText w:val=""/>
+      <w:lvlJc w:val="left"/>
+      <w:pPr>
+        <w:ind w:left="5040" w:hanging="360"/>
+      </w:pPr>
+      <w:rPr>
+        <w:rFonts w:ascii="Symbol" w:hAnsi="Symbol" w:hint="default"/>
+      </w:rPr>
+    </w:lvl>
+    <w:lvl w:ilvl="7" w:tplc="04090003" w:tentative="1">
+      <w:start w:val="1"/>
+      <w:numFmt w:val="bullet"/>
+      <w:lvlText w:val="o"/>
+      <w:lvlJc w:val="left"/>
+      <w:pPr>
+        <w:ind w:left="5760" w:hanging="360"/>
+      </w:pPr>
+      <w:rPr>
+        <w:rFonts w:ascii="Courier New" w:hAnsi="Courier New" w:cs="Courier New" w:hint="default"/>
+      </w:rPr>
+    </w:lvl>
+    <w:lvl w:ilvl="8" w:tplc="04090005" w:tentative="1">
+      <w:start w:val="1"/>
+      <w:numFmt w:val="bullet"/>
+      <w:lvlText w:val=""/>
+      <w:lvlJc w:val="left"/>
+      <w:pPr>
+        <w:ind w:left="6480" w:hanging="360"/>
+      </w:pPr>
+      <w:rPr>
+        <w:rFonts w:ascii="Wingdings" w:hAnsi="Wingdings" w:hint="default"/>
+      </w:rPr>
+    </w:lvl>
+  </w:abstractNum>
+  <w:abstractNum w:abstractNumId="1" w15:restartNumberingAfterBreak="0">
+    <w:nsid w:val="39DC78FE"/>
+    <w:multiLevelType w:val="multilevel"/>
+    <w:tmpl w:val="E5849F52"/>
+    <w:lvl w:ilvl="0">
+      <w:start w:val="1"/>
+      <w:numFmt w:val="decimal"/>
+      <w:lvlText w:val="%1"/>
+      <w:lvlJc w:val="left"/>
+      <w:pPr>
+        <w:ind w:left="360" w:hanging="360"/>
+      </w:pPr>
+      <w:rPr>
+        <w:rFonts w:hint="default"/>
+      </w:rPr>
+    </w:lvl>
+    <w:lvl w:ilvl="1">
+      <w:start w:val="1"/>
+      <w:numFmt w:val="decimal"/>
+      <w:lvlText w:val="%1.%2"/>
+      <w:lvlJc w:val="left"/>
+      <w:pPr>
+        <w:ind w:left="360" w:hanging="360"/>
+      </w:pPr>
+      <w:rPr>
+        <w:rFonts w:hint="default"/>
+      </w:rPr>
+    </w:lvl>
+    <w:lvl w:ilvl="2">
+      <w:start w:val="1"/>
+      <w:numFmt w:val="decimal"/>
+      <w:lvlText w:val="%1.%2.%3"/>
+      <w:lvlJc w:val="left"/>
+      <w:pPr>
+        <w:ind w:left="720" w:hanging="720"/>
+      </w:pPr>
+      <w:rPr>
+        <w:rFonts w:hint="default"/>
+      </w:rPr>
+    </w:lvl>
+    <w:lvl w:ilvl="3">
+      <w:start w:val="1"/>
+      <w:numFmt w:val="decimal"/>
+      <w:lvlText w:val="%1.%2.%3.%4"/>
+      <w:lvlJc w:val="left"/>
+      <w:pPr>
+        <w:ind w:left="720" w:hanging="720"/>
+      </w:pPr>
+      <w:rPr>
+        <w:rFonts w:hint="default"/>
+      </w:rPr>
+    </w:lvl>
+    <w:lvl w:ilvl="4">
+      <w:start w:val="1"/>
+      <w:numFmt w:val="decimal"/>
+      <w:lvlText w:val="%1.%2.%3.%4.%5"/>
+      <w:lvlJc w:val="left"/>
+      <w:pPr>
+        <w:ind w:left="720" w:hanging="720"/>
+      </w:pPr>
+      <w:rPr>
+        <w:rFonts w:hint="default"/>
+      </w:rPr>
+    </w:lvl>
+    <w:lvl w:ilvl="5">
+      <w:start w:val="1"/>
+      <w:numFmt w:val="decimal"/>
+      <w:lvlText w:val="%1.%2.%3.%4.%5.%6"/>
+      <w:lvlJc w:val="left"/>
+      <w:pPr>
+        <w:ind w:left="1080" w:hanging="1080"/>
+      </w:pPr>
+      <w:rPr>
+        <w:rFonts w:hint="default"/>
+      </w:rPr>
+    </w:lvl>
+    <w:lvl w:ilvl="6">
+      <w:start w:val="1"/>
+      <w:numFmt w:val="decimal"/>
+      <w:lvlText w:val="%1.%2.%3.%4.%5.%6.%7"/>
+      <w:lvlJc w:val="left"/>
+      <w:pPr>
+        <w:ind w:left="1080" w:hanging="1080"/>
+      </w:pPr>
+      <w:rPr>
+        <w:rFonts w:hint="default"/>
+      </w:rPr>
+    </w:lvl>
+    <w:lvl w:ilvl="7">
+      <w:start w:val="1"/>
+      <w:numFmt w:val="decimal"/>
+      <w:lvlText w:val="%1.%2.%3.%4.%5.%6.%7.%8"/>
+      <w:lvlJc w:val="left"/>
+      <w:pPr>
+        <w:ind w:left="1440" w:hanging="1440"/>
+      </w:pPr>
+      <w:rPr>
+        <w:rFonts w:hint="default"/>
+      </w:rPr>
+    </w:lvl>
+    <w:lvl w:ilvl="8">
+      <w:start w:val="1"/>
+      <w:numFmt w:val="decimal"/>
+      <w:lvlText w:val="%1.%2.%3.%4.%5.%6.%7.%8.%9"/>
+      <w:lvlJc w:val="left"/>
+      <w:pPr>
+        <w:ind w:left="1440" w:hanging="1440"/>
+      </w:pPr>
+      <w:rPr>
+        <w:rFonts w:hint="default"/>
+      </w:rPr>
+    </w:lvl>
+  </w:abstractNum>
+  <w:abstractNum w:abstractNumId="2" w15:restartNumberingAfterBreak="0">
     <w:nsid w:val="58DF2C8E"/>
     <w:multiLevelType w:val="hybridMultilevel"/>
     <w:tmpl w:val="0AEECB06"/>
@@ -8476,7 +8227,7 @@
       <w:lvlJc w:val="left"/>
     </w:lvl>
   </w:abstractNum>
-  <w:abstractNum w:abstractNumId="1" w15:restartNumberingAfterBreak="0">
+  <w:abstractNum w:abstractNumId="3" w15:restartNumberingAfterBreak="0">
     <w:nsid w:val="6205151E"/>
     <w:multiLevelType w:val="hybridMultilevel"/>
     <w:tmpl w:val="B03C95AE"/>
@@ -8563,16 +8314,22 @@
     </w:lvl>
   </w:abstractNum>
   <w:num w:numId="1" w16cid:durableId="289358385">
-    <w:abstractNumId w:val="1"/>
+    <w:abstractNumId w:val="3"/>
     <w:lvlOverride w:ilvl="0">
       <w:startOverride w:val="1"/>
     </w:lvlOverride>
   </w:num>
   <w:num w:numId="2" w16cid:durableId="1426271466">
-    <w:abstractNumId w:val="0"/>
+    <w:abstractNumId w:val="2"/>
     <w:lvlOverride w:ilvl="0">
       <w:startOverride w:val="1"/>
     </w:lvlOverride>
+  </w:num>
+  <w:num w:numId="3" w16cid:durableId="1495342513">
+    <w:abstractNumId w:val="1"/>
+  </w:num>
+  <w:num w:numId="4" w16cid:durableId="1323701480">
+    <w:abstractNumId w:val="0"/>
   </w:num>
 </w:numbering>
 </file>
@@ -9060,7 +8817,6 @@
   <w:style w:type="character" w:default="1" w:styleId="DefaultParagraphFont">
     <w:name w:val="Default Paragraph Font"/>
     <w:uiPriority w:val="1"/>
-    <w:semiHidden/>
     <w:unhideWhenUsed/>
   </w:style>
   <w:style w:type="table" w:default="1" w:styleId="TableNormal">
